--- a/word/tmpl/tmpl_metak_krat.docx
+++ b/word/tmpl/tmpl_metak_krat.docx
@@ -22,9 +22,6 @@
             <w:tcW w:w="5734" w:type="dxa"/>
             <w:gridSpan w:val="2"/>
             <w:vMerge w:val="restart"/>
-            <w:tcBorders>
-              <w:bottom w:val="single" w:sz="4" w:space="0" w:color="auto"/>
-            </w:tcBorders>
             <w:noWrap/>
             <w:vAlign w:val="center"/>
           </w:tcPr>
@@ -46,9 +43,9 @@
                 <w:noProof/>
               </w:rPr>
               <w:drawing>
-                <wp:inline distT="0" distB="0" distL="0" distR="0" wp14:anchorId="058F47C5" wp14:editId="64C0FB59">
+                <wp:inline distT="0" distB="0" distL="0" distR="0" wp14:anchorId="6468D46F" wp14:editId="24AA9419">
                   <wp:extent cx="409575" cy="409575"/>
-                  <wp:effectExtent l="0" t="0" r="9525" b="9525"/>
+                  <wp:effectExtent l="19050" t="0" r="9525" b="0"/>
                   <wp:docPr id="1" name="Εικόνα 1" descr="ED"/>
                   <wp:cNvGraphicFramePr>
                     <a:graphicFrameLocks xmlns:a="http://schemas.openxmlformats.org/drawingml/2006/main" noChangeAspect="1"/>
@@ -63,13 +60,7 @@
                           </pic:cNvPicPr>
                         </pic:nvPicPr>
                         <pic:blipFill>
-                          <a:blip r:embed="rId7">
-                            <a:extLst>
-                              <a:ext uri="{28A0092B-C50C-407E-A947-70E740481C1C}">
-                                <a14:useLocalDpi xmlns:a14="http://schemas.microsoft.com/office/drawing/2010/main" val="0"/>
-                              </a:ext>
-                            </a:extLst>
-                          </a:blip>
+                          <a:blip r:embed="rId7"/>
                           <a:srcRect/>
                           <a:stretch>
                             <a:fillRect/>
@@ -84,8 +75,11 @@
                             <a:avLst/>
                           </a:prstGeom>
                           <a:noFill/>
-                          <a:ln>
+                          <a:ln w="9525">
                             <a:noFill/>
+                            <a:miter lim="800000"/>
+                            <a:headEnd/>
+                            <a:tailEnd/>
                           </a:ln>
                         </pic:spPr>
                       </pic:pic>
@@ -286,22 +280,12 @@
               <w:rPr>
                 <w:rFonts w:ascii="Calibri" w:hAnsi="Calibri" w:cs="Calibri"/>
                 <w:lang w:eastAsia="en-US"/>
-                <w14:shadow w14:blurRad="50800" w14:dist="38100" w14:dir="2700000" w14:sx="100000" w14:sy="100000" w14:kx="0" w14:ky="0" w14:algn="tl">
-                  <w14:srgbClr w14:val="000000">
-                    <w14:alpha w14:val="60000"/>
-                  </w14:srgbClr>
-                </w14:shadow>
               </w:rPr>
             </w:pPr>
             <w:r>
               <w:rPr>
                 <w:rFonts w:ascii="Calibri" w:hAnsi="Calibri" w:cs="Calibri"/>
                 <w:lang w:eastAsia="en-US"/>
-                <w14:shadow w14:blurRad="50800" w14:dist="38100" w14:dir="2700000" w14:sx="100000" w14:sy="100000" w14:kx="0" w14:ky="0" w14:algn="tl">
-                  <w14:srgbClr w14:val="000000">
-                    <w14:alpha w14:val="60000"/>
-                  </w14:srgbClr>
-                </w14:shadow>
               </w:rPr>
               <w:t>ΔΙΕΥΘΥΝΣΗ Π/ΘΜΙΑΣ ΕΚΠΑΙΔΕΥΣΗΣ ΗΡΑΚΛΕΙΟΥ</w:t>
             </w:r>
@@ -348,9 +332,6 @@
         <w:tc>
           <w:tcPr>
             <w:tcW w:w="4166" w:type="dxa"/>
-            <w:tcBorders>
-              <w:bottom w:val="single" w:sz="4" w:space="0" w:color="auto"/>
-            </w:tcBorders>
           </w:tcPr>
           <w:p>
             <w:pPr>
@@ -377,9 +358,6 @@
             <w:tcW w:w="5734" w:type="dxa"/>
             <w:gridSpan w:val="2"/>
             <w:vMerge/>
-            <w:tcBorders>
-              <w:bottom w:val="nil"/>
-            </w:tcBorders>
             <w:noWrap/>
           </w:tcPr>
           <w:p>
@@ -407,18 +385,9 @@
               <w:ind w:left="816"/>
               <w:rPr>
                 <w:rFonts w:ascii="Calibri" w:hAnsi="Calibri" w:cs="Calibri"/>
+                <w:highlight w:val="yellow"/>
               </w:rPr>
             </w:pPr>
-          </w:p>
-          <w:p>
-            <w:pPr>
-              <w:widowControl w:val="0"/>
-              <w:spacing w:line="264" w:lineRule="auto"/>
-              <w:ind w:left="816"/>
-              <w:rPr>
-                <w:rFonts w:ascii="Calibri" w:hAnsi="Calibri" w:cs="Calibri"/>
-              </w:rPr>
-            </w:pPr>
             <w:r>
               <w:rPr>
                 <w:rFonts w:ascii="Calibri" w:hAnsi="Calibri" w:cs="Calibri"/>
@@ -427,20 +396,31 @@
             </w:r>
             <w:r>
               <w:rPr>
-                <w:rFonts w:ascii="Calibri" w:hAnsi="Calibri" w:cs="Calibri"/>
+                <w:rFonts w:ascii="Calibri" w:hAnsi="Calibri" w:cs="Arial"/>
+                <w:bCs/>
+                <w:sz w:val="23"/>
+                <w:szCs w:val="23"/>
               </w:rPr>
               <w:t>${</w:t>
             </w:r>
-            <w:r>
-              <w:rPr>
-                <w:rFonts w:ascii="Calibri" w:hAnsi="Calibri" w:cs="Calibri"/>
+            <w:proofErr w:type="spellStart"/>
+            <w:r>
+              <w:rPr>
+                <w:rFonts w:ascii="Calibri" w:hAnsi="Calibri" w:cs="Arial"/>
+                <w:bCs/>
+                <w:sz w:val="23"/>
+                <w:szCs w:val="23"/>
                 <w:lang w:val="en-US"/>
               </w:rPr>
               <w:t>hmprot</w:t>
             </w:r>
-            <w:r>
-              <w:rPr>
-                <w:rFonts w:ascii="Calibri" w:hAnsi="Calibri" w:cs="Calibri"/>
+            <w:proofErr w:type="spellEnd"/>
+            <w:r>
+              <w:rPr>
+                <w:rFonts w:ascii="Calibri" w:hAnsi="Calibri" w:cs="Arial"/>
+                <w:bCs/>
+                <w:sz w:val="23"/>
+                <w:szCs w:val="23"/>
               </w:rPr>
               <w:t>}</w:t>
             </w:r>
@@ -457,23 +437,33 @@
                 <w:rFonts w:ascii="Calibri" w:hAnsi="Calibri" w:cs="Calibri"/>
               </w:rPr>
             </w:pPr>
-            <w:r>
-              <w:rPr>
-                <w:rFonts w:ascii="Calibri" w:hAnsi="Calibri" w:cs="Calibri"/>
-              </w:rPr>
-              <w:t>Αρ. Πρωτ.</w:t>
-            </w:r>
-            <w:r>
-              <w:rPr>
-                <w:rFonts w:ascii="Calibri" w:hAnsi="Calibri" w:cs="Calibri"/>
-              </w:rPr>
-              <w:t>:</w:t>
-            </w:r>
-            <w:r>
-              <w:rPr>
-                <w:rFonts w:ascii="Calibri" w:hAnsi="Calibri" w:cs="Calibri"/>
-              </w:rPr>
-              <w:t xml:space="preserve"> </w:t>
+            <w:proofErr w:type="spellStart"/>
+            <w:r>
+              <w:rPr>
+                <w:rFonts w:ascii="Calibri" w:hAnsi="Calibri" w:cs="Calibri"/>
+              </w:rPr>
+              <w:t>Αρ</w:t>
+            </w:r>
+            <w:proofErr w:type="spellEnd"/>
+            <w:r>
+              <w:rPr>
+                <w:rFonts w:ascii="Calibri" w:hAnsi="Calibri" w:cs="Calibri"/>
+              </w:rPr>
+              <w:t xml:space="preserve">. </w:t>
+            </w:r>
+            <w:proofErr w:type="spellStart"/>
+            <w:r>
+              <w:rPr>
+                <w:rFonts w:ascii="Calibri" w:hAnsi="Calibri" w:cs="Calibri"/>
+              </w:rPr>
+              <w:t>Πρωτ</w:t>
+            </w:r>
+            <w:proofErr w:type="spellEnd"/>
+            <w:r>
+              <w:rPr>
+                <w:rFonts w:ascii="Calibri" w:hAnsi="Calibri" w:cs="Calibri"/>
+              </w:rPr>
+              <w:t xml:space="preserve">.: </w:t>
             </w:r>
             <w:r>
               <w:rPr>
@@ -481,6 +471,7 @@
               </w:rPr>
               <w:t>${</w:t>
             </w:r>
+            <w:proofErr w:type="spellStart"/>
             <w:r>
               <w:rPr>
                 <w:rFonts w:ascii="Calibri" w:hAnsi="Calibri" w:cs="Calibri"/>
@@ -488,6 +479,7 @@
               </w:rPr>
               <w:t>prot</w:t>
             </w:r>
+            <w:proofErr w:type="spellEnd"/>
             <w:r>
               <w:rPr>
                 <w:rFonts w:ascii="Calibri" w:hAnsi="Calibri" w:cs="Calibri"/>
@@ -527,140 +519,44 @@
               <w:rPr>
                 <w:noProof/>
               </w:rPr>
-              <mc:AlternateContent>
-                <mc:Choice Requires="wps">
-                  <w:drawing>
-                    <wp:anchor distT="0" distB="0" distL="114300" distR="114300" simplePos="0" relativeHeight="251658240" behindDoc="1" locked="0" layoutInCell="1" allowOverlap="1" wp14:anchorId="5A777AAB" wp14:editId="34A9DD32">
-                      <wp:simplePos x="0" y="0"/>
-                      <wp:positionH relativeFrom="column">
-                        <wp:posOffset>519430</wp:posOffset>
-                      </wp:positionH>
-                      <wp:positionV relativeFrom="paragraph">
-                        <wp:posOffset>782955</wp:posOffset>
-                      </wp:positionV>
-                      <wp:extent cx="1600200" cy="494030"/>
-                      <wp:effectExtent l="14605" t="11430" r="13970" b="18415"/>
-                      <wp:wrapNone/>
-                      <wp:docPr id="3" name="Rectangle 5"/>
-                      <wp:cNvGraphicFramePr>
-                        <a:graphicFrameLocks xmlns:a="http://schemas.openxmlformats.org/drawingml/2006/main"/>
-                      </wp:cNvGraphicFramePr>
-                      <a:graphic xmlns:a="http://schemas.openxmlformats.org/drawingml/2006/main">
-                        <a:graphicData uri="http://schemas.microsoft.com/office/word/2010/wordprocessingShape">
-                          <wps:wsp>
-                            <wps:cNvSpPr>
-                              <a:spLocks noChangeArrowheads="1"/>
-                            </wps:cNvSpPr>
-                            <wps:spPr bwMode="auto">
-                              <a:xfrm>
-                                <a:off x="0" y="0"/>
-                                <a:ext cx="1600200" cy="494030"/>
-                              </a:xfrm>
-                              <a:prstGeom prst="rect">
-                                <a:avLst/>
-                              </a:prstGeom>
-                              <a:solidFill>
-                                <a:srgbClr val="FFFFFF"/>
-                              </a:solidFill>
-                              <a:ln w="19050">
-                                <a:solidFill>
-                                  <a:srgbClr val="000000"/>
-                                </a:solidFill>
-                                <a:miter lim="800000"/>
-                                <a:headEnd/>
-                                <a:tailEnd/>
-                              </a:ln>
-                            </wps:spPr>
-                            <wps:txbx>
-                              <w:txbxContent>
-                                <w:p>
-                                  <w:pPr>
-                                    <w:jc w:val="center"/>
-                                    <w:rPr>
-                                      <w:rFonts w:ascii="Calibri" w:hAnsi="Calibri" w:cs="Calibri"/>
-                                      <w:bCs/>
-                                      <w:spacing w:val="30"/>
-                                      <w:sz w:val="16"/>
-                                      <w:szCs w:val="16"/>
-                                      <w:lang w:eastAsia="en-US"/>
-                                    </w:rPr>
-                                  </w:pPr>
-                                </w:p>
-                                <w:p>
-                                  <w:pPr>
-                                    <w:jc w:val="center"/>
-                                  </w:pPr>
-                                  <w:r>
-                                    <w:rPr>
-                                      <w:rFonts w:ascii="Calibri" w:hAnsi="Calibri" w:cs="Calibri"/>
-                                      <w:b/>
-                                      <w:bCs/>
-                                      <w:spacing w:val="30"/>
-                                      <w:sz w:val="26"/>
-                                      <w:szCs w:val="26"/>
-                                      <w:lang w:eastAsia="en-US"/>
-                                    </w:rPr>
-                                    <w:t>ΑΠΟΦΑΣΗ</w:t>
-                                  </w:r>
-                                </w:p>
-                              </w:txbxContent>
-                            </wps:txbx>
-                            <wps:bodyPr rot="0" vert="horz" wrap="square" lIns="91440" tIns="45720" rIns="91440" bIns="45720" anchor="t" anchorCtr="0" upright="1">
-                              <a:noAutofit/>
-                            </wps:bodyPr>
-                          </wps:wsp>
-                        </a:graphicData>
-                      </a:graphic>
-                      <wp14:sizeRelH relativeFrom="page">
-                        <wp14:pctWidth>0</wp14:pctWidth>
-                      </wp14:sizeRelH>
-                      <wp14:sizeRelV relativeFrom="page">
-                        <wp14:pctHeight>0</wp14:pctHeight>
-                      </wp14:sizeRelV>
-                    </wp:anchor>
-                  </w:drawing>
-                </mc:Choice>
-                <mc:Fallback>
-                  <w:pict>
-                    <v:rect w14:anchorId="5A777AAB" id="Rectangle 5" o:spid="_x0000_s1026" style="position:absolute;left:0;text-align:left;margin-left:40.9pt;margin-top:61.65pt;width:126pt;height:38.9pt;z-index:-251658240;visibility:visible;mso-wrap-style:square;mso-width-percent:0;mso-height-percent:0;mso-wrap-distance-left:9pt;mso-wrap-distance-top:0;mso-wrap-distance-right:9pt;mso-wrap-distance-bottom:0;mso-position-horizontal:absolute;mso-position-horizontal-relative:text;mso-position-vertical:absolute;mso-position-vertical-relative:text;mso-width-percent:0;mso-height-percent:0;mso-width-relative:page;mso-height-relative:page;v-text-anchor:top" o:gfxdata="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" strokeweight="1.5pt">
-                      <v:textbox>
-                        <w:txbxContent>
-                          <w:p>
-                            <w:pPr>
-                              <w:jc w:val="center"/>
-                              <w:rPr>
-                                <w:rFonts w:ascii="Calibri" w:hAnsi="Calibri" w:cs="Calibri"/>
-                                <w:bCs/>
-                                <w:spacing w:val="30"/>
-                                <w:sz w:val="16"/>
-                                <w:szCs w:val="16"/>
-                                <w:lang w:eastAsia="en-US"/>
-                              </w:rPr>
-                            </w:pPr>
-                          </w:p>
-                          <w:p>
-                            <w:pPr>
-                              <w:jc w:val="center"/>
-                            </w:pPr>
-                            <w:r>
-                              <w:rPr>
-                                <w:rFonts w:ascii="Calibri" w:hAnsi="Calibri" w:cs="Calibri"/>
-                                <w:b/>
-                                <w:bCs/>
-                                <w:spacing w:val="30"/>
-                                <w:sz w:val="26"/>
-                                <w:szCs w:val="26"/>
-                                <w:lang w:eastAsia="en-US"/>
-                              </w:rPr>
-                              <w:t>ΑΠΟΦΑΣΗ</w:t>
-                            </w:r>
-                          </w:p>
-                        </w:txbxContent>
-                      </v:textbox>
-                    </v:rect>
-                  </w:pict>
-                </mc:Fallback>
-              </mc:AlternateContent>
+              <w:pict w14:anchorId="3F003A88">
+                <v:rect id="Rectangle 5" o:spid="_x0000_s2050" style="position:absolute;left:0;text-align:left;margin-left:40.9pt;margin-top:61.65pt;width:126pt;height:38.9pt;z-index:-251659264;visibility:visible" o:gfxdata="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" strokeweight="1.5pt">
+                  <v:textbox>
+                    <w:txbxContent>
+                      <w:p>
+                        <w:pPr>
+                          <w:jc w:val="center"/>
+                          <w:rPr>
+                            <w:rFonts w:ascii="Calibri" w:hAnsi="Calibri" w:cs="Calibri"/>
+                            <w:bCs/>
+                            <w:spacing w:val="30"/>
+                            <w:sz w:val="16"/>
+                            <w:szCs w:val="16"/>
+                            <w:lang w:eastAsia="en-US"/>
+                          </w:rPr>
+                        </w:pPr>
+                      </w:p>
+                      <w:p>
+                        <w:pPr>
+                          <w:jc w:val="center"/>
+                        </w:pPr>
+                        <w:r>
+                          <w:rPr>
+                            <w:rFonts w:ascii="Calibri" w:hAnsi="Calibri" w:cs="Calibri"/>
+                            <w:b/>
+                            <w:bCs/>
+                            <w:spacing w:val="30"/>
+                            <w:sz w:val="26"/>
+                            <w:szCs w:val="26"/>
+                            <w:lang w:eastAsia="en-US"/>
+                          </w:rPr>
+                          <w:t>ΑΠΟΦΑΣΗ</w:t>
+                        </w:r>
+                      </w:p>
+                    </w:txbxContent>
+                  </v:textbox>
+                </v:rect>
+              </w:pict>
             </w:r>
           </w:p>
         </w:tc>
@@ -680,14 +576,34 @@
                 <w:rFonts w:ascii="Calibri" w:hAnsi="Calibri" w:cs="Calibri"/>
               </w:rPr>
             </w:pPr>
+            <w:proofErr w:type="spellStart"/>
             <w:r>
               <w:rPr>
                 <w:rFonts w:ascii="Calibri" w:hAnsi="Calibri" w:cs="Calibri"/>
                 <w:sz w:val="22"/>
                 <w:szCs w:val="22"/>
               </w:rPr>
-              <w:t>Ταχ. Δ/νση</w:t>
-            </w:r>
+              <w:t>Ταχ</w:t>
+            </w:r>
+            <w:proofErr w:type="spellEnd"/>
+            <w:r>
+              <w:rPr>
+                <w:rFonts w:ascii="Calibri" w:hAnsi="Calibri" w:cs="Calibri"/>
+                <w:sz w:val="22"/>
+                <w:szCs w:val="22"/>
+              </w:rPr>
+              <w:t>. Δ/</w:t>
+            </w:r>
+            <w:proofErr w:type="spellStart"/>
+            <w:r>
+              <w:rPr>
+                <w:rFonts w:ascii="Calibri" w:hAnsi="Calibri" w:cs="Calibri"/>
+                <w:sz w:val="22"/>
+                <w:szCs w:val="22"/>
+              </w:rPr>
+              <w:t>νση</w:t>
+            </w:r>
+            <w:proofErr w:type="spellEnd"/>
           </w:p>
           <w:p>
             <w:pPr>
@@ -812,13 +728,23 @@
               </w:rPr>
               <w:t xml:space="preserve">: </w:t>
             </w:r>
+            <w:proofErr w:type="spellStart"/>
             <w:r>
               <w:rPr>
                 <w:rFonts w:ascii="Calibri" w:hAnsi="Calibri" w:cs="Calibri"/>
                 <w:sz w:val="22"/>
                 <w:szCs w:val="22"/>
               </w:rPr>
-              <w:t>Πιτσουλάκη 73</w:t>
+              <w:t>Πιτσουλάκη</w:t>
+            </w:r>
+            <w:proofErr w:type="spellEnd"/>
+            <w:r>
+              <w:rPr>
+                <w:rFonts w:ascii="Calibri" w:hAnsi="Calibri" w:cs="Calibri"/>
+                <w:sz w:val="22"/>
+                <w:szCs w:val="22"/>
+              </w:rPr>
+              <w:t xml:space="preserve"> 73</w:t>
             </w:r>
             <w:r>
               <w:rPr>
@@ -872,6 +798,7 @@
                 </w:rPr>
                 <w:t>@</w:t>
               </w:r>
+              <w:proofErr w:type="spellStart"/>
               <w:r>
                 <w:rPr>
                   <w:rStyle w:val="-"/>
@@ -883,6 +810,7 @@
                 </w:rPr>
                 <w:t>dipe</w:t>
               </w:r>
+              <w:proofErr w:type="spellEnd"/>
               <w:r>
                 <w:rPr>
                   <w:rStyle w:val="-"/>
@@ -893,6 +821,7 @@
                 </w:rPr>
                 <w:t>.</w:t>
               </w:r>
+              <w:proofErr w:type="spellStart"/>
               <w:r>
                 <w:rPr>
                   <w:rStyle w:val="-"/>
@@ -904,6 +833,7 @@
                 </w:rPr>
                 <w:t>ira</w:t>
               </w:r>
+              <w:proofErr w:type="spellEnd"/>
               <w:r>
                 <w:rPr>
                   <w:rStyle w:val="-"/>
@@ -1006,6 +936,7 @@
               </w:rPr>
               <w:t xml:space="preserve"> </w:t>
             </w:r>
+            <w:proofErr w:type="spellStart"/>
             <w:r>
               <w:rPr>
                 <w:rFonts w:ascii="Calibri" w:hAnsi="Calibri" w:cs="Calibri"/>
@@ -1013,7 +944,17 @@
                 <w:sz w:val="22"/>
                 <w:szCs w:val="22"/>
               </w:rPr>
-              <w:t>Χουρδάκης Νικόλαος</w:t>
+              <w:t>Καμπιτάκη</w:t>
+            </w:r>
+            <w:proofErr w:type="spellEnd"/>
+            <w:r>
+              <w:rPr>
+                <w:rFonts w:ascii="Calibri" w:hAnsi="Calibri" w:cs="Calibri"/>
+                <w:snapToGrid w:val="0"/>
+                <w:sz w:val="22"/>
+                <w:szCs w:val="22"/>
+              </w:rPr>
+              <w:t xml:space="preserve"> Ευσεβία</w:t>
             </w:r>
           </w:p>
           <w:p>
@@ -1048,16 +989,7 @@
                 <w:sz w:val="22"/>
                 <w:szCs w:val="22"/>
               </w:rPr>
-              <w:t>52930</w:t>
-            </w:r>
-            <w:r>
-              <w:rPr>
-                <w:rFonts w:ascii="Calibri" w:hAnsi="Calibri" w:cs="Calibri"/>
-                <w:snapToGrid w:val="0"/>
-                <w:sz w:val="22"/>
-                <w:szCs w:val="22"/>
-              </w:rPr>
-              <w:t>6</w:t>
+              <w:t>009927</w:t>
             </w:r>
           </w:p>
           <w:p>
@@ -1139,6 +1071,7 @@
         </w:rPr>
         <w:t>${</w:t>
       </w:r>
+      <w:proofErr w:type="spellStart"/>
       <w:r>
         <w:rPr>
           <w:rFonts w:ascii="Calibri" w:hAnsi="Calibri" w:cs="Arial"/>
@@ -1147,6 +1080,7 @@
         </w:rPr>
         <w:t>klados</w:t>
       </w:r>
+      <w:proofErr w:type="spellEnd"/>
       <w:r>
         <w:rPr>
           <w:rFonts w:ascii="Calibri" w:hAnsi="Calibri" w:cs="Arial"/>
@@ -1167,51 +1101,68 @@
         <w:spacing w:line="480" w:lineRule="auto"/>
         <w:rPr>
           <w:rFonts w:ascii="Calibri" w:hAnsi="Calibri" w:cs="Arial"/>
-        </w:rPr>
-      </w:pPr>
-      <w:r>
-        <w:rPr>
-          <w:rFonts w:ascii="Calibri" w:hAnsi="Calibri" w:cs="Arial"/>
-        </w:rPr>
-        <w:t>${</w:t>
-      </w:r>
-      <w:r>
-        <w:rPr>
-          <w:rFonts w:ascii="Calibri" w:hAnsi="Calibri" w:cs="Arial"/>
-          <w:lang w:val="en-US"/>
-        </w:rPr>
-        <w:t>head</w:t>
-      </w:r>
-      <w:r>
-        <w:rPr>
-          <w:rFonts w:ascii="Calibri" w:hAnsi="Calibri" w:cs="Arial"/>
-        </w:rPr>
-        <w:t>_</w:t>
-      </w:r>
-      <w:r>
-        <w:rPr>
-          <w:rFonts w:ascii="Calibri" w:hAnsi="Calibri" w:cs="Arial"/>
-          <w:lang w:val="en-US"/>
-        </w:rPr>
-        <w:t>title</w:t>
-      </w:r>
-      <w:r>
-        <w:rPr>
-          <w:rFonts w:ascii="Calibri" w:hAnsi="Calibri" w:cs="Arial"/>
-        </w:rPr>
-        <w:t>}</w:t>
+          <w:sz w:val="22"/>
+          <w:szCs w:val="22"/>
+        </w:rPr>
+      </w:pPr>
+      <w:r>
+        <w:rPr>
+          <w:rFonts w:ascii="Calibri" w:hAnsi="Calibri" w:cs="Arial"/>
+          <w:sz w:val="22"/>
+          <w:szCs w:val="22"/>
+        </w:rPr>
+        <w:t>Ο Δ/</w:t>
+      </w:r>
+      <w:proofErr w:type="spellStart"/>
+      <w:r>
+        <w:rPr>
+          <w:rFonts w:ascii="Calibri" w:hAnsi="Calibri" w:cs="Arial"/>
+          <w:sz w:val="22"/>
+          <w:szCs w:val="22"/>
+        </w:rPr>
+        <w:t>ντής</w:t>
+      </w:r>
+      <w:proofErr w:type="spellEnd"/>
+      <w:r>
+        <w:rPr>
+          <w:rFonts w:ascii="Calibri" w:hAnsi="Calibri" w:cs="Arial"/>
+          <w:sz w:val="22"/>
+          <w:szCs w:val="22"/>
+        </w:rPr>
+        <w:t xml:space="preserve"> </w:t>
+      </w:r>
+      <w:r>
+        <w:rPr>
+          <w:rFonts w:ascii="Calibri" w:hAnsi="Calibri" w:cs="Arial"/>
+          <w:sz w:val="22"/>
+          <w:szCs w:val="22"/>
+        </w:rPr>
+        <w:t xml:space="preserve">της Διεύθυνσης </w:t>
+      </w:r>
+      <w:r>
+        <w:rPr>
+          <w:rFonts w:ascii="Calibri" w:hAnsi="Calibri" w:cs="Arial"/>
+          <w:sz w:val="22"/>
+          <w:szCs w:val="22"/>
+        </w:rPr>
+        <w:t>Π.Ε. Ηρακλείου</w:t>
       </w:r>
     </w:p>
     <w:p>
       <w:pPr>
         <w:spacing w:line="360" w:lineRule="auto"/>
-        <w:rPr>
-          <w:rFonts w:ascii="Calibri" w:hAnsi="Calibri" w:cs="Arial"/>
-        </w:rPr>
-      </w:pPr>
-      <w:r>
-        <w:rPr>
-          <w:rFonts w:ascii="Calibri" w:hAnsi="Calibri" w:cs="Arial"/>
+        <w:ind w:left="142" w:hanging="142"/>
+        <w:rPr>
+          <w:rFonts w:ascii="Calibri" w:hAnsi="Calibri" w:cs="Arial"/>
+          <w:sz w:val="22"/>
+          <w:szCs w:val="22"/>
+        </w:rPr>
+      </w:pPr>
+      <w:r>
+        <w:rPr>
+          <w:rFonts w:ascii="Calibri" w:hAnsi="Calibri" w:cs="Arial"/>
+          <w:sz w:val="22"/>
+          <w:szCs w:val="22"/>
         </w:rPr>
         <w:t>Έχοντας υπόψη:</w:t>
       </w:r>
@@ -1242,23 +1193,7 @@
           <w:sz w:val="22"/>
           <w:szCs w:val="22"/>
         </w:rPr>
-        <w:t>Τις διατάξεις του άρθρου 16 κεφ. Γ΄, του Ν.1566/</w:t>
-      </w:r>
-      <w:r>
-        <w:rPr>
-          <w:rFonts w:ascii="Calibri" w:hAnsi="Calibri" w:cs="Arial"/>
-          <w:sz w:val="22"/>
-          <w:szCs w:val="22"/>
-        </w:rPr>
-        <w:t>19</w:t>
-      </w:r>
-      <w:r>
-        <w:rPr>
-          <w:rFonts w:ascii="Calibri" w:hAnsi="Calibri" w:cs="Arial"/>
-          <w:sz w:val="22"/>
-          <w:szCs w:val="22"/>
-        </w:rPr>
-        <w:t xml:space="preserve">85 </w:t>
+        <w:t xml:space="preserve">Τις διατάξεις του άρθρου 16 κεφ. Γ΄, του Ν.1566/1985 </w:t>
       </w:r>
       <w:r>
         <w:rPr>
@@ -1266,55 +1201,43 @@
           <w:sz w:val="22"/>
           <w:szCs w:val="22"/>
         </w:rPr>
-        <w:t>(ΦΕΚ 167/τ.</w:t>
-      </w:r>
+        <w:t>(ΦΕΚ 167/τ. Α'/30-9-1985) «Δομή και Λειτουργία της Π/</w:t>
+      </w:r>
+      <w:proofErr w:type="spellStart"/>
       <w:r>
         <w:rPr>
           <w:rFonts w:ascii="Calibri" w:hAnsi="Calibri" w:cs="Calibri"/>
           <w:sz w:val="22"/>
           <w:szCs w:val="22"/>
         </w:rPr>
-        <w:t xml:space="preserve"> </w:t>
-      </w:r>
+        <w:t>θμιας</w:t>
+      </w:r>
+      <w:proofErr w:type="spellEnd"/>
       <w:r>
         <w:rPr>
           <w:rFonts w:ascii="Calibri" w:hAnsi="Calibri" w:cs="Calibri"/>
           <w:sz w:val="22"/>
           <w:szCs w:val="22"/>
         </w:rPr>
-        <w:t xml:space="preserve">Α'/30-9-1985) «Δομή και Λειτουργία της Π/θμιας και Δ/θμιας Εκπαίδευσης και άλλες Διατάξεις» όπως </w:t>
-      </w:r>
+        <w:t xml:space="preserve"> και Δ/</w:t>
+      </w:r>
+      <w:proofErr w:type="spellStart"/>
       <w:r>
         <w:rPr>
           <w:rFonts w:ascii="Calibri" w:hAnsi="Calibri" w:cs="Calibri"/>
           <w:sz w:val="22"/>
           <w:szCs w:val="22"/>
         </w:rPr>
-        <w:t>συμπληρώθηκε,</w:t>
-      </w:r>
+        <w:t>θμιας</w:t>
+      </w:r>
+      <w:proofErr w:type="spellEnd"/>
       <w:r>
         <w:rPr>
           <w:rFonts w:ascii="Calibri" w:hAnsi="Calibri" w:cs="Calibri"/>
           <w:sz w:val="22"/>
           <w:szCs w:val="22"/>
         </w:rPr>
-        <w:t xml:space="preserve"> τροποποιήθηκε</w:t>
-      </w:r>
-      <w:r>
-        <w:rPr>
-          <w:rFonts w:ascii="Calibri" w:hAnsi="Calibri" w:cs="Calibri"/>
-          <w:sz w:val="22"/>
-          <w:szCs w:val="22"/>
-        </w:rPr>
-        <w:t xml:space="preserve"> </w:t>
-      </w:r>
-      <w:r>
-        <w:rPr>
-          <w:rFonts w:ascii="Calibri" w:hAnsi="Calibri" w:cs="Calibri"/>
-          <w:sz w:val="22"/>
-          <w:szCs w:val="22"/>
-        </w:rPr>
-        <w:t>και ισχύει</w:t>
+        <w:t xml:space="preserve"> Εκπαίδευσης και άλλες Διατάξεις» όπως συμπληρώθηκε, τροποποιήθηκε και ισχύει</w:t>
       </w:r>
       <w:r>
         <w:rPr>
@@ -1351,7 +1274,24 @@
           <w:sz w:val="22"/>
           <w:szCs w:val="22"/>
         </w:rPr>
-        <w:t>Τις διατάξεις του Π.Δ. 50/96(ΦΕΚ</w:t>
+        <w:t>Τις διατάξεις του Π.Δ. 50/96(ΦΕΚ 45/τ. Α’/08-03-1996)«</w:t>
+      </w:r>
+      <w:r>
+        <w:rPr>
+          <w:rFonts w:ascii="Calibri" w:hAnsi="Calibri" w:cs="Arial"/>
+          <w:i/>
+          <w:sz w:val="22"/>
+          <w:szCs w:val="22"/>
+        </w:rPr>
+        <w:t>Μεταθέσεις και τοποθετήσεις εκπαιδευτικών της Δημόσιας Πρωτοβάθμιας και Δευτεροβάθμιας Εκπαίδευσης</w:t>
+      </w:r>
+      <w:r>
+        <w:rPr>
+          <w:rFonts w:ascii="Calibri" w:hAnsi="Calibri" w:cs="Arial"/>
+          <w:sz w:val="22"/>
+          <w:szCs w:val="22"/>
+        </w:rPr>
+        <w:t xml:space="preserve"> » όπως τροποποιήθηκε με το Π.Δ. 100/97 (ΦΕΚ 94/τ. Α΄/22-05-1997) και το Π.Δ. 39/98(ΦΕΚ.</w:t>
       </w:r>
       <w:r>
         <w:rPr>
@@ -1367,208 +1307,7 @@
           <w:sz w:val="22"/>
           <w:szCs w:val="22"/>
         </w:rPr>
-        <w:t>45/τ.</w:t>
-      </w:r>
-      <w:r>
-        <w:rPr>
-          <w:rFonts w:ascii="Calibri" w:hAnsi="Calibri" w:cs="Arial"/>
-          <w:sz w:val="22"/>
-          <w:szCs w:val="22"/>
-        </w:rPr>
-        <w:t xml:space="preserve"> </w:t>
-      </w:r>
-      <w:r>
-        <w:rPr>
-          <w:rFonts w:ascii="Calibri" w:hAnsi="Calibri" w:cs="Arial"/>
-          <w:sz w:val="22"/>
-          <w:szCs w:val="22"/>
-        </w:rPr>
-        <w:t>Α’/08-03-1996)«</w:t>
-      </w:r>
-      <w:r>
-        <w:rPr>
-          <w:rFonts w:ascii="Calibri" w:hAnsi="Calibri" w:cs="Arial"/>
-          <w:i/>
-          <w:sz w:val="22"/>
-          <w:szCs w:val="22"/>
-        </w:rPr>
-        <w:t>Μεταθέσεις και τοποθετήσεις εκπαιδευτικών της Δημόσιας Πρωτοβάθμιας και Δευτεροβάθμιας Εκπαίδευσης</w:t>
-      </w:r>
-      <w:r>
-        <w:rPr>
-          <w:rFonts w:ascii="Calibri" w:hAnsi="Calibri" w:cs="Arial"/>
-          <w:sz w:val="22"/>
-          <w:szCs w:val="22"/>
-        </w:rPr>
-        <w:t xml:space="preserve"> » όπως τροποποι</w:t>
-      </w:r>
-      <w:r>
-        <w:rPr>
-          <w:rFonts w:ascii="Calibri" w:hAnsi="Calibri" w:cs="Arial"/>
-          <w:sz w:val="22"/>
-          <w:szCs w:val="22"/>
-        </w:rPr>
-        <w:t xml:space="preserve">ήθηκε με το </w:t>
-      </w:r>
-      <w:r>
-        <w:rPr>
-          <w:rFonts w:ascii="Calibri" w:hAnsi="Calibri" w:cs="Arial"/>
-          <w:sz w:val="22"/>
-          <w:szCs w:val="22"/>
-        </w:rPr>
-        <w:t>Π.Δ.</w:t>
-      </w:r>
-      <w:r>
-        <w:rPr>
-          <w:rFonts w:ascii="Calibri" w:hAnsi="Calibri" w:cs="Arial"/>
-          <w:sz w:val="22"/>
-          <w:szCs w:val="22"/>
-        </w:rPr>
-        <w:t xml:space="preserve"> </w:t>
-      </w:r>
-      <w:r>
-        <w:rPr>
-          <w:rFonts w:ascii="Calibri" w:hAnsi="Calibri" w:cs="Arial"/>
-          <w:sz w:val="22"/>
-          <w:szCs w:val="22"/>
-        </w:rPr>
-        <w:t>100/97</w:t>
-      </w:r>
-      <w:r>
-        <w:rPr>
-          <w:rFonts w:ascii="Calibri" w:hAnsi="Calibri" w:cs="Arial"/>
-          <w:sz w:val="22"/>
-          <w:szCs w:val="22"/>
-        </w:rPr>
-        <w:t xml:space="preserve"> </w:t>
-      </w:r>
-      <w:r>
-        <w:rPr>
-          <w:rFonts w:ascii="Calibri" w:hAnsi="Calibri" w:cs="Arial"/>
-          <w:sz w:val="22"/>
-          <w:szCs w:val="22"/>
-        </w:rPr>
-        <w:t>(ΦΕΚ</w:t>
-      </w:r>
-      <w:r>
-        <w:rPr>
-          <w:rFonts w:ascii="Calibri" w:hAnsi="Calibri" w:cs="Arial"/>
-          <w:sz w:val="22"/>
-          <w:szCs w:val="22"/>
-        </w:rPr>
-        <w:t xml:space="preserve"> </w:t>
-      </w:r>
-      <w:r>
-        <w:rPr>
-          <w:rFonts w:ascii="Calibri" w:hAnsi="Calibri" w:cs="Arial"/>
-          <w:sz w:val="22"/>
-          <w:szCs w:val="22"/>
-        </w:rPr>
-        <w:t>94/τ.</w:t>
-      </w:r>
-      <w:r>
-        <w:rPr>
-          <w:rFonts w:ascii="Calibri" w:hAnsi="Calibri" w:cs="Arial"/>
-          <w:sz w:val="22"/>
-          <w:szCs w:val="22"/>
-        </w:rPr>
-        <w:t xml:space="preserve"> </w:t>
-      </w:r>
-      <w:r>
-        <w:rPr>
-          <w:rFonts w:ascii="Calibri" w:hAnsi="Calibri" w:cs="Arial"/>
-          <w:sz w:val="22"/>
-          <w:szCs w:val="22"/>
-        </w:rPr>
-        <w:t>Α΄/22-05-1997) και</w:t>
-      </w:r>
-      <w:r>
-        <w:rPr>
-          <w:rFonts w:ascii="Calibri" w:hAnsi="Calibri" w:cs="Arial"/>
-          <w:sz w:val="22"/>
-          <w:szCs w:val="22"/>
-        </w:rPr>
-        <w:t xml:space="preserve"> το</w:t>
-      </w:r>
-      <w:r>
-        <w:rPr>
-          <w:rFonts w:ascii="Calibri" w:hAnsi="Calibri" w:cs="Arial"/>
-          <w:sz w:val="22"/>
-          <w:szCs w:val="22"/>
-        </w:rPr>
-        <w:t xml:space="preserve"> Π.Δ.</w:t>
-      </w:r>
-      <w:r>
-        <w:rPr>
-          <w:rFonts w:ascii="Calibri" w:hAnsi="Calibri" w:cs="Arial"/>
-          <w:sz w:val="22"/>
-          <w:szCs w:val="22"/>
-        </w:rPr>
-        <w:t xml:space="preserve"> </w:t>
-      </w:r>
-      <w:r>
-        <w:rPr>
-          <w:rFonts w:ascii="Calibri" w:hAnsi="Calibri" w:cs="Arial"/>
-          <w:sz w:val="22"/>
-          <w:szCs w:val="22"/>
-        </w:rPr>
-        <w:t>39/98(ΦΕΚ</w:t>
-      </w:r>
-      <w:r>
-        <w:rPr>
-          <w:rFonts w:ascii="Calibri" w:hAnsi="Calibri" w:cs="Arial"/>
-          <w:sz w:val="22"/>
-          <w:szCs w:val="22"/>
-        </w:rPr>
-        <w:t>.</w:t>
-      </w:r>
-      <w:r>
-        <w:rPr>
-          <w:rFonts w:ascii="Calibri" w:hAnsi="Calibri" w:cs="Arial"/>
-          <w:sz w:val="22"/>
-          <w:szCs w:val="22"/>
-        </w:rPr>
-        <w:t xml:space="preserve"> </w:t>
-      </w:r>
-      <w:r>
-        <w:rPr>
-          <w:rFonts w:ascii="Calibri" w:hAnsi="Calibri" w:cs="Arial"/>
-          <w:sz w:val="22"/>
-          <w:szCs w:val="22"/>
-        </w:rPr>
-        <w:t>43/τ.</w:t>
-      </w:r>
-      <w:r>
-        <w:rPr>
-          <w:rFonts w:ascii="Calibri" w:hAnsi="Calibri" w:cs="Arial"/>
-          <w:sz w:val="22"/>
-          <w:szCs w:val="22"/>
-        </w:rPr>
-        <w:t xml:space="preserve"> </w:t>
-      </w:r>
-      <w:r>
-        <w:rPr>
-          <w:rFonts w:ascii="Calibri" w:hAnsi="Calibri" w:cs="Arial"/>
-          <w:sz w:val="22"/>
-          <w:szCs w:val="22"/>
-        </w:rPr>
-        <w:t>Α΄/09-03-1998)</w:t>
-      </w:r>
-      <w:r>
-        <w:rPr>
-          <w:rFonts w:ascii="Calibri" w:hAnsi="Calibri" w:cs="Arial"/>
-          <w:sz w:val="22"/>
-          <w:szCs w:val="22"/>
-        </w:rPr>
-        <w:t xml:space="preserve"> και ισχύει</w:t>
-      </w:r>
-      <w:r>
-        <w:rPr>
-          <w:rFonts w:ascii="Calibri" w:hAnsi="Calibri" w:cs="Arial"/>
-          <w:sz w:val="22"/>
-          <w:szCs w:val="22"/>
-        </w:rPr>
-        <w:t>.</w:t>
+        <w:t>43/τ. Α΄/09-03-1998) και ισχύει.</w:t>
       </w:r>
     </w:p>
     <w:p>
@@ -1597,8 +1336,18 @@
           <w:sz w:val="22"/>
           <w:szCs w:val="22"/>
         </w:rPr>
-        <w:t>Τη με Αριθ. Πρωτ</w:t>
-      </w:r>
+        <w:t xml:space="preserve">Τη με Αριθ. </w:t>
+      </w:r>
+      <w:proofErr w:type="spellStart"/>
+      <w:r>
+        <w:rPr>
+          <w:rFonts w:ascii="Calibri" w:hAnsi="Calibri" w:cs="Arial"/>
+          <w:sz w:val="22"/>
+          <w:szCs w:val="22"/>
+        </w:rPr>
+        <w:t>Πρωτ</w:t>
+      </w:r>
+      <w:proofErr w:type="spellEnd"/>
       <w:r>
         <w:rPr>
           <w:rFonts w:ascii="Calibri" w:hAnsi="Calibri" w:cs="Arial"/>
@@ -1653,7 +1402,25 @@
           <w:sz w:val="22"/>
           <w:szCs w:val="22"/>
         </w:rPr>
-        <w:t xml:space="preserve"> «Καθορισμός των ειδικότερων καθηκόντων και αρμοδιοτήτων των Προϊσταμένων των Περιφερειακών υπηρεσιών πρωτοβάθμιας και δευτεροβάθμιας εκπαίδευσης, των διευθυντών και υποδιευθυντών των σχολικών μονάδων και ΣΕΚ και των συλλόγων των διδασκόντων», και ιδιαίτερα τις διατάξεις της παρ.  6. αρθρ. 18.</w:t>
+        <w:t xml:space="preserve"> «Καθορισμός των ειδικότερων καθηκόντων και αρμοδιοτήτων των Προϊσταμένων των Περιφερειακών υπηρεσιών πρωτοβάθμιας και δευτεροβάθμιας εκπαίδευσης, των διευθυντών και υποδιευθυντών των σχολικών μονάδων και ΣΕΚ και των συλλόγων των διδασκόντων», και ιδιαίτερα τις διατάξεις της παρ.  6. </w:t>
+      </w:r>
+      <w:proofErr w:type="spellStart"/>
+      <w:r>
+        <w:rPr>
+          <w:rFonts w:ascii="Calibri" w:hAnsi="Calibri" w:cs="Arial"/>
+          <w:sz w:val="22"/>
+          <w:szCs w:val="22"/>
+        </w:rPr>
+        <w:t>αρθρ</w:t>
+      </w:r>
+      <w:proofErr w:type="spellEnd"/>
+      <w:r>
+        <w:rPr>
+          <w:rFonts w:ascii="Calibri" w:hAnsi="Calibri" w:cs="Arial"/>
+          <w:sz w:val="22"/>
+          <w:szCs w:val="22"/>
+        </w:rPr>
+        <w:t>. 18.</w:t>
       </w:r>
     </w:p>
     <w:p>
@@ -1682,242 +1449,43 @@
           <w:sz w:val="22"/>
           <w:szCs w:val="22"/>
         </w:rPr>
-        <w:t>Τη</w:t>
-      </w:r>
-      <w:r>
-        <w:rPr>
-          <w:rFonts w:ascii="Calibri" w:hAnsi="Calibri" w:cs="Arial"/>
-          <w:sz w:val="22"/>
-          <w:szCs w:val="22"/>
-        </w:rPr>
-        <w:t xml:space="preserve"> με</w:t>
-      </w:r>
-      <w:r>
-        <w:rPr>
-          <w:rFonts w:ascii="Calibri" w:hAnsi="Calibri" w:cs="Arial"/>
-          <w:sz w:val="22"/>
-          <w:szCs w:val="22"/>
-        </w:rPr>
-        <w:t xml:space="preserve"> </w:t>
-      </w:r>
-      <w:r>
-        <w:rPr>
-          <w:rFonts w:ascii="Calibri" w:hAnsi="Calibri" w:cs="Arial"/>
-          <w:sz w:val="22"/>
-          <w:szCs w:val="22"/>
-        </w:rPr>
-        <w:t>Α</w:t>
-      </w:r>
-      <w:r>
-        <w:rPr>
-          <w:rFonts w:ascii="Calibri" w:hAnsi="Calibri" w:cs="Arial"/>
-          <w:sz w:val="22"/>
-          <w:szCs w:val="22"/>
-        </w:rPr>
-        <w:t>ριθ</w:t>
-      </w:r>
-      <w:r>
-        <w:rPr>
-          <w:rFonts w:ascii="Calibri" w:hAnsi="Calibri" w:cs="Arial"/>
-          <w:sz w:val="22"/>
-          <w:szCs w:val="22"/>
-        </w:rPr>
-        <w:t>. Πρωτ.</w:t>
-      </w:r>
-      <w:r>
-        <w:rPr>
-          <w:rFonts w:ascii="Calibri" w:hAnsi="Calibri" w:cs="Arial"/>
-          <w:sz w:val="22"/>
-          <w:szCs w:val="22"/>
-        </w:rPr>
-        <w:t xml:space="preserve"> </w:t>
-      </w:r>
-      <w:r>
-        <w:rPr>
-          <w:rFonts w:ascii="Calibri" w:hAnsi="Calibri" w:cs="Arial"/>
-          <w:sz w:val="22"/>
-          <w:szCs w:val="22"/>
-        </w:rPr>
-        <w:t>${</w:t>
-      </w:r>
-      <w:r>
-        <w:rPr>
-          <w:rFonts w:ascii="Calibri" w:hAnsi="Calibri" w:cs="Arial"/>
-          <w:sz w:val="22"/>
-          <w:szCs w:val="22"/>
-          <w:lang w:val="en-US"/>
-        </w:rPr>
-        <w:t>ya</w:t>
-      </w:r>
-      <w:r>
-        <w:rPr>
-          <w:rFonts w:ascii="Calibri" w:hAnsi="Calibri" w:cs="Arial"/>
-          <w:sz w:val="22"/>
-          <w:szCs w:val="22"/>
-        </w:rPr>
-        <w:t>}</w:t>
-      </w:r>
-      <w:r>
-        <w:rPr>
-          <w:rFonts w:ascii="Calibri" w:hAnsi="Calibri" w:cs="Arial"/>
-          <w:sz w:val="22"/>
-          <w:szCs w:val="22"/>
-        </w:rPr>
-        <w:t xml:space="preserve"> (Α</w:t>
-      </w:r>
-      <w:r>
-        <w:rPr>
-          <w:rFonts w:ascii="Calibri" w:hAnsi="Calibri" w:cs="Arial"/>
-          <w:sz w:val="22"/>
-          <w:szCs w:val="22"/>
-        </w:rPr>
-        <w:t>ΔΑ</w:t>
-      </w:r>
-      <w:r>
-        <w:rPr>
-          <w:rFonts w:ascii="Calibri" w:hAnsi="Calibri" w:cs="Arial"/>
-          <w:sz w:val="22"/>
-          <w:szCs w:val="22"/>
-        </w:rPr>
-        <w:t>:</w:t>
-      </w:r>
-      <w:r>
-        <w:rPr>
-          <w:rFonts w:ascii="Calibri" w:hAnsi="Calibri" w:cs="Arial"/>
-          <w:sz w:val="22"/>
-          <w:szCs w:val="22"/>
-        </w:rPr>
-        <w:t xml:space="preserve"> </w:t>
-      </w:r>
-      <w:r>
-        <w:rPr>
-          <w:rFonts w:ascii="Calibri" w:hAnsi="Calibri" w:cs="Arial"/>
-          <w:sz w:val="22"/>
-          <w:szCs w:val="22"/>
-        </w:rPr>
-        <w:t>${</w:t>
-      </w:r>
-      <w:r>
-        <w:rPr>
-          <w:rFonts w:ascii="Calibri" w:hAnsi="Calibri" w:cs="Arial"/>
-          <w:sz w:val="22"/>
-          <w:szCs w:val="22"/>
-          <w:lang w:val="en-US"/>
-        </w:rPr>
-        <w:t>ada</w:t>
-      </w:r>
-      <w:r>
-        <w:rPr>
-          <w:rFonts w:ascii="Calibri" w:hAnsi="Calibri" w:cs="Arial"/>
-          <w:sz w:val="22"/>
-          <w:szCs w:val="22"/>
-        </w:rPr>
-        <w:t>}</w:t>
-      </w:r>
-      <w:r>
-        <w:rPr>
-          <w:rFonts w:ascii="Calibri" w:hAnsi="Calibri" w:cs="Arial"/>
-          <w:sz w:val="22"/>
-          <w:szCs w:val="22"/>
-        </w:rPr>
-        <w:t>)</w:t>
-      </w:r>
-      <w:r>
-        <w:rPr>
-          <w:rFonts w:ascii="Calibri" w:hAnsi="Calibri" w:cs="Arial"/>
-          <w:sz w:val="22"/>
-          <w:szCs w:val="22"/>
-        </w:rPr>
-        <w:t xml:space="preserve"> Υ.Α. τ</w:t>
-      </w:r>
-      <w:r>
-        <w:rPr>
-          <w:rFonts w:ascii="Calibri" w:hAnsi="Calibri" w:cs="Arial"/>
-          <w:sz w:val="22"/>
-          <w:szCs w:val="22"/>
-        </w:rPr>
-        <w:t>ου Υ</w:t>
-      </w:r>
-      <w:r>
-        <w:rPr>
-          <w:rFonts w:ascii="Calibri" w:hAnsi="Calibri" w:cs="Arial"/>
-          <w:sz w:val="22"/>
-          <w:szCs w:val="22"/>
-        </w:rPr>
-        <w:t>.</w:t>
-      </w:r>
-      <w:r>
-        <w:rPr>
-          <w:rFonts w:ascii="Calibri" w:hAnsi="Calibri" w:cs="Arial"/>
-          <w:sz w:val="22"/>
-          <w:szCs w:val="22"/>
-        </w:rPr>
-        <w:t>Π</w:t>
-      </w:r>
-      <w:r>
-        <w:rPr>
-          <w:rFonts w:ascii="Calibri" w:hAnsi="Calibri" w:cs="Arial"/>
-          <w:sz w:val="22"/>
-          <w:szCs w:val="22"/>
-        </w:rPr>
-        <w:t>ΑΙ</w:t>
-      </w:r>
-      <w:r>
-        <w:rPr>
-          <w:rFonts w:ascii="Calibri" w:hAnsi="Calibri" w:cs="Arial"/>
-          <w:sz w:val="22"/>
-          <w:szCs w:val="22"/>
-        </w:rPr>
-        <w:t>.Θ.</w:t>
-      </w:r>
-      <w:r>
-        <w:rPr>
-          <w:rFonts w:ascii="Calibri" w:hAnsi="Calibri" w:cs="Arial"/>
-          <w:sz w:val="22"/>
-          <w:szCs w:val="22"/>
-        </w:rPr>
-        <w:t>Α.</w:t>
-      </w:r>
-      <w:r>
-        <w:rPr>
-          <w:rFonts w:ascii="Calibri" w:hAnsi="Calibri" w:cs="Arial"/>
-          <w:sz w:val="22"/>
-          <w:szCs w:val="22"/>
-        </w:rPr>
-        <w:t xml:space="preserve"> με θέμα: «</w:t>
-      </w:r>
-      <w:r>
-        <w:rPr>
-          <w:rFonts w:ascii="Calibri" w:hAnsi="Calibri" w:cs="Arial"/>
-          <w:sz w:val="22"/>
-          <w:szCs w:val="22"/>
-        </w:rPr>
-        <w:t>${</w:t>
-      </w:r>
-      <w:r>
-        <w:rPr>
-          <w:rFonts w:ascii="Calibri" w:hAnsi="Calibri" w:cs="Arial"/>
-          <w:sz w:val="22"/>
-          <w:szCs w:val="22"/>
-          <w:lang w:val="en-US"/>
-        </w:rPr>
-        <w:t>thema</w:t>
-      </w:r>
-      <w:r>
-        <w:rPr>
-          <w:rFonts w:ascii="Calibri" w:hAnsi="Calibri" w:cs="Arial"/>
-          <w:sz w:val="22"/>
-          <w:szCs w:val="22"/>
-        </w:rPr>
-        <w:t>}</w:t>
-      </w:r>
-      <w:r>
-        <w:rPr>
-          <w:rFonts w:ascii="Calibri" w:hAnsi="Calibri" w:cs="Arial"/>
-          <w:sz w:val="22"/>
-          <w:szCs w:val="22"/>
-        </w:rPr>
-        <w:t>»</w:t>
+        <w:t xml:space="preserve">Τη με </w:t>
+      </w:r>
+      <w:proofErr w:type="spellStart"/>
+      <w:r>
+        <w:rPr>
+          <w:rFonts w:ascii="Calibri" w:hAnsi="Calibri" w:cs="Arial"/>
+          <w:sz w:val="22"/>
+          <w:szCs w:val="22"/>
+        </w:rPr>
+        <w:t>αρ</w:t>
+      </w:r>
+      <w:proofErr w:type="spellEnd"/>
+      <w:r>
+        <w:rPr>
+          <w:rFonts w:ascii="Calibri" w:hAnsi="Calibri" w:cs="Arial"/>
+          <w:sz w:val="22"/>
+          <w:szCs w:val="22"/>
+        </w:rPr>
+        <w:t xml:space="preserve">. </w:t>
+      </w:r>
+      <w:proofErr w:type="spellStart"/>
+      <w:r>
+        <w:rPr>
+          <w:rFonts w:ascii="Calibri" w:hAnsi="Calibri" w:cs="Arial"/>
+          <w:sz w:val="22"/>
+          <w:szCs w:val="22"/>
+        </w:rPr>
+        <w:t>πρωτ</w:t>
+      </w:r>
+      <w:proofErr w:type="spellEnd"/>
+      <w:r>
+        <w:rPr>
+          <w:rFonts w:ascii="Calibri" w:hAnsi="Calibri" w:cs="Arial"/>
+          <w:sz w:val="22"/>
+          <w:szCs w:val="22"/>
+        </w:rPr>
+        <w:t>. Φ.353.1/120/88595/Ε3/18-7-2022 ΥΑ του Υ.ΠΑΙ.Θ.  με θέμα: «ΤΟΠΟΘΕΤΗΣΗ ΔΙΕΥΘΥΝΤΩΝ ΠΡΩΤΟΒΑΘΜΙΑΣ ΚΑΙ ΔΕΥΤΕΡΟΒΑΘΜΙΑΣ ΕΚΠΑΙΔΕΥΣΗΣ» (ΨΦΡ446ΜΤΛΗ-29Π)</w:t>
       </w:r>
     </w:p>
     <w:p>
@@ -1946,15 +1514,7 @@
           <w:sz w:val="22"/>
           <w:szCs w:val="22"/>
         </w:rPr>
-        <w:t>Τη με αριθμ. Φ.30/2722/29-03-2021 Απόφαση του Περιφ/κού Δ/ντή Π. &amp; Δ. Εκπ/σης Κρήτης με θέμα</w:t>
-      </w:r>
-      <w:r>
-        <w:rPr>
-          <w:rFonts w:ascii="Calibri" w:hAnsi="Calibri"/>
-          <w:sz w:val="22"/>
-          <w:szCs w:val="22"/>
-        </w:rPr>
-        <w:t xml:space="preserve"> «Ανασυγκρότηση του Περιφερειακού Υπηρεσιακού Συμβουλίου Πρωτοβάθμιας Εκπαίδευσης (Π.Υ.Σ.Π.Ε) Ηρακλείου» (ΑΔΑ:9ΕΥΗ46ΜΤΛΗ-3ΞΡ).</w:t>
+        <w:t>Τις διατάξεις του άρθρου 131 του ν. 5324/2026 (Α΄ 121) "Παράταση θητείας στελεχών της εκπαίδευσης – Προσθήκη παρ. 1Α στο άρθρο 232 του ν. 4823/2021"</w:t>
       </w:r>
     </w:p>
     <w:p>
@@ -1972,19 +1532,136 @@
         <w:ind w:left="540"/>
         <w:jc w:val="both"/>
         <w:rPr>
-          <w:rFonts w:ascii="Calibri" w:hAnsi="Calibri"/>
-          <w:sz w:val="22"/>
-          <w:szCs w:val="22"/>
-        </w:rPr>
-      </w:pPr>
-      <w:r>
-        <w:rPr>
-          <w:rFonts w:ascii="Calibri" w:hAnsi="Calibri" w:cs="Arial"/>
-          <w:sz w:val="22"/>
-          <w:szCs w:val="22"/>
-        </w:rPr>
-        <w:lastRenderedPageBreak/>
-        <w:t>Τη με αρ. πρωτ. Φ.353.1/120/88595/Ε3/18-7-2022 ΥΑ του Υ.ΠΑΙ.Θ.  με θέμα: «ΤΟΠΟΘΕΤΗΣΗ ΔΙΕΥΘΥΝΤΩΝ ΠΡΩΤΟΒΑΘΜΙΑΣ ΚΑΙ ΔΕΥΤΕΡΟΒΑΘΜΙΑΣ ΕΚΠΑΙΔΕΥΣΗΣ» (ΨΦΡ446ΜΤΛΗ-29Π)</w:t>
+          <w:rFonts w:ascii="Calibri" w:hAnsi="Calibri" w:cs="Arial"/>
+          <w:sz w:val="22"/>
+          <w:szCs w:val="22"/>
+        </w:rPr>
+      </w:pPr>
+      <w:proofErr w:type="spellStart"/>
+      <w:r>
+        <w:rPr>
+          <w:rFonts w:ascii="Calibri" w:hAnsi="Calibri" w:cs="Arial"/>
+          <w:sz w:val="22"/>
+          <w:szCs w:val="22"/>
+        </w:rPr>
+        <w:t>Tη</w:t>
+      </w:r>
+      <w:proofErr w:type="spellEnd"/>
+      <w:r>
+        <w:rPr>
+          <w:rFonts w:ascii="Calibri" w:hAnsi="Calibri" w:cs="Arial"/>
+          <w:sz w:val="22"/>
+          <w:szCs w:val="22"/>
+        </w:rPr>
+        <w:t xml:space="preserve"> με </w:t>
+      </w:r>
+      <w:proofErr w:type="spellStart"/>
+      <w:r>
+        <w:rPr>
+          <w:rFonts w:ascii="Calibri" w:hAnsi="Calibri" w:cs="Arial"/>
+          <w:sz w:val="22"/>
+          <w:szCs w:val="22"/>
+        </w:rPr>
+        <w:t>αρ</w:t>
+      </w:r>
+      <w:proofErr w:type="spellEnd"/>
+      <w:r>
+        <w:rPr>
+          <w:rFonts w:ascii="Calibri" w:hAnsi="Calibri" w:cs="Arial"/>
+          <w:sz w:val="22"/>
+          <w:szCs w:val="22"/>
+        </w:rPr>
+        <w:t xml:space="preserve">. </w:t>
+      </w:r>
+      <w:proofErr w:type="spellStart"/>
+      <w:r>
+        <w:rPr>
+          <w:rFonts w:ascii="Calibri" w:hAnsi="Calibri" w:cs="Arial"/>
+          <w:sz w:val="22"/>
+          <w:szCs w:val="22"/>
+        </w:rPr>
+        <w:t>πρωτ</w:t>
+      </w:r>
+      <w:proofErr w:type="spellEnd"/>
+      <w:r>
+        <w:rPr>
+          <w:rFonts w:ascii="Calibri" w:hAnsi="Calibri" w:cs="Arial"/>
+          <w:sz w:val="22"/>
+          <w:szCs w:val="22"/>
+        </w:rPr>
+        <w:t xml:space="preserve">. Φ.30/679/19-01-2026 (ΑΔΑ: </w:t>
+      </w:r>
+      <w:hyperlink r:id="rId10" w:history="1">
+        <w:r>
+          <w:rPr>
+            <w:rFonts w:ascii="Calibri" w:hAnsi="Calibri" w:cs="Arial"/>
+            <w:sz w:val="22"/>
+            <w:szCs w:val="22"/>
+          </w:rPr>
+          <w:t>ΡΛΩΠ46ΝΚΠΔ-0ΚΛ</w:t>
+        </w:r>
+      </w:hyperlink>
+      <w:r>
+        <w:rPr>
+          <w:rFonts w:ascii="Calibri" w:hAnsi="Calibri" w:cs="Arial"/>
+          <w:sz w:val="22"/>
+          <w:szCs w:val="22"/>
+        </w:rPr>
+        <w:t>) Απόφασης της Περιφερειακής Δ/</w:t>
+      </w:r>
+      <w:proofErr w:type="spellStart"/>
+      <w:r>
+        <w:rPr>
+          <w:rFonts w:ascii="Calibri" w:hAnsi="Calibri" w:cs="Arial"/>
+          <w:sz w:val="22"/>
+          <w:szCs w:val="22"/>
+        </w:rPr>
+        <w:t>νσης</w:t>
+      </w:r>
+      <w:proofErr w:type="spellEnd"/>
+      <w:r>
+        <w:rPr>
+          <w:rFonts w:ascii="Calibri" w:hAnsi="Calibri" w:cs="Arial"/>
+          <w:sz w:val="22"/>
+          <w:szCs w:val="22"/>
+        </w:rPr>
+        <w:t xml:space="preserve"> </w:t>
+      </w:r>
+      <w:proofErr w:type="spellStart"/>
+      <w:r>
+        <w:rPr>
+          <w:rFonts w:ascii="Calibri" w:hAnsi="Calibri" w:cs="Arial"/>
+          <w:sz w:val="22"/>
+          <w:szCs w:val="22"/>
+        </w:rPr>
+        <w:t>Εκπ</w:t>
+      </w:r>
+      <w:proofErr w:type="spellEnd"/>
+      <w:r>
+        <w:rPr>
+          <w:rFonts w:ascii="Calibri" w:hAnsi="Calibri" w:cs="Arial"/>
+          <w:sz w:val="22"/>
+          <w:szCs w:val="22"/>
+        </w:rPr>
+        <w:t>/</w:t>
+      </w:r>
+      <w:proofErr w:type="spellStart"/>
+      <w:r>
+        <w:rPr>
+          <w:rFonts w:ascii="Calibri" w:hAnsi="Calibri" w:cs="Arial"/>
+          <w:sz w:val="22"/>
+          <w:szCs w:val="22"/>
+        </w:rPr>
+        <w:t>σης</w:t>
+      </w:r>
+      <w:proofErr w:type="spellEnd"/>
+      <w:r>
+        <w:rPr>
+          <w:rFonts w:ascii="Calibri" w:hAnsi="Calibri" w:cs="Arial"/>
+          <w:sz w:val="22"/>
+          <w:szCs w:val="22"/>
+        </w:rPr>
+        <w:t xml:space="preserve"> Κρήτης με θέμα «2η Ανασυγκρότηση του Περιφερειακού Υπηρεσιακού Συμβουλίου  Πρωτοβάθμιας Εκπαίδευσης (Π.Υ.Σ.Π.Ε.) Ηρακλείου».</w:t>
       </w:r>
     </w:p>
     <w:p>
@@ -1995,28 +1672,80 @@
         </w:numPr>
         <w:tabs>
           <w:tab w:val="clear" w:pos="900"/>
+          <w:tab w:val="left" w:pos="-180"/>
           <w:tab w:val="num" w:pos="540"/>
         </w:tabs>
         <w:spacing w:line="360" w:lineRule="auto"/>
         <w:ind w:left="540"/>
         <w:jc w:val="both"/>
         <w:rPr>
-          <w:rFonts w:ascii="Calibri" w:hAnsi="Calibri"/>
-          <w:sz w:val="22"/>
-          <w:szCs w:val="22"/>
-        </w:rPr>
-      </w:pPr>
-      <w:r>
-        <w:rPr>
-          <w:rFonts w:ascii="Calibri" w:hAnsi="Calibri"/>
-          <w:sz w:val="22"/>
-          <w:szCs w:val="22"/>
-        </w:rPr>
-        <w:t>Τη με Αριθ</w:t>
-      </w:r>
-      <w:r>
-        <w:rPr>
-          <w:rFonts w:ascii="Calibri" w:hAnsi="Calibri"/>
+          <w:rFonts w:ascii="Calibri" w:hAnsi="Calibri" w:cs="Arial"/>
+          <w:sz w:val="22"/>
+          <w:szCs w:val="22"/>
+        </w:rPr>
+      </w:pPr>
+      <w:r>
+        <w:rPr>
+          <w:rFonts w:ascii="Calibri" w:hAnsi="Calibri" w:cs="Arial"/>
+          <w:sz w:val="22"/>
+          <w:szCs w:val="22"/>
+        </w:rPr>
+        <w:lastRenderedPageBreak/>
+        <w:t>Τη</w:t>
+      </w:r>
+      <w:r>
+        <w:rPr>
+          <w:rFonts w:ascii="Calibri" w:hAnsi="Calibri" w:cs="Arial"/>
+          <w:sz w:val="22"/>
+          <w:szCs w:val="22"/>
+        </w:rPr>
+        <w:t xml:space="preserve"> με</w:t>
+      </w:r>
+      <w:r>
+        <w:rPr>
+          <w:rFonts w:ascii="Calibri" w:hAnsi="Calibri" w:cs="Arial"/>
+          <w:sz w:val="22"/>
+          <w:szCs w:val="22"/>
+        </w:rPr>
+        <w:t xml:space="preserve"> </w:t>
+      </w:r>
+      <w:r>
+        <w:rPr>
+          <w:rFonts w:ascii="Calibri" w:hAnsi="Calibri" w:cs="Arial"/>
+          <w:sz w:val="22"/>
+          <w:szCs w:val="22"/>
+        </w:rPr>
+        <w:t>Α</w:t>
+      </w:r>
+      <w:r>
+        <w:rPr>
+          <w:rFonts w:ascii="Calibri" w:hAnsi="Calibri" w:cs="Arial"/>
+          <w:sz w:val="22"/>
+          <w:szCs w:val="22"/>
+        </w:rPr>
+        <w:t>ριθ</w:t>
+      </w:r>
+      <w:r>
+        <w:rPr>
+          <w:rFonts w:ascii="Calibri" w:hAnsi="Calibri" w:cs="Arial"/>
+          <w:sz w:val="22"/>
+          <w:szCs w:val="22"/>
+        </w:rPr>
+        <w:t xml:space="preserve">. </w:t>
+      </w:r>
+      <w:proofErr w:type="spellStart"/>
+      <w:r>
+        <w:rPr>
+          <w:rFonts w:ascii="Calibri" w:hAnsi="Calibri" w:cs="Arial"/>
+          <w:sz w:val="22"/>
+          <w:szCs w:val="22"/>
+        </w:rPr>
+        <w:t>Πρωτ</w:t>
+      </w:r>
+      <w:proofErr w:type="spellEnd"/>
+      <w:r>
+        <w:rPr>
+          <w:rFonts w:ascii="Calibri" w:hAnsi="Calibri" w:cs="Arial"/>
           <w:sz w:val="22"/>
           <w:szCs w:val="22"/>
         </w:rPr>
@@ -2024,32 +1753,34 @@
       </w:r>
       <w:r>
         <w:rPr>
-          <w:rFonts w:ascii="Calibri" w:hAnsi="Calibri"/>
-          <w:sz w:val="22"/>
-          <w:szCs w:val="22"/>
-        </w:rPr>
-        <w:t xml:space="preserve"> Πρωτ. </w:t>
-      </w:r>
-      <w:r>
-        <w:rPr>
-          <w:rFonts w:ascii="Calibri" w:hAnsi="Calibri"/>
+          <w:rFonts w:ascii="Calibri" w:hAnsi="Calibri" w:cs="Arial"/>
+          <w:sz w:val="22"/>
+          <w:szCs w:val="22"/>
+        </w:rPr>
+        <w:t xml:space="preserve"> </w:t>
+      </w:r>
+      <w:r>
+        <w:rPr>
+          <w:rFonts w:ascii="Calibri" w:hAnsi="Calibri" w:cs="Arial"/>
           <w:sz w:val="22"/>
           <w:szCs w:val="22"/>
         </w:rPr>
         <w:t>${</w:t>
       </w:r>
-      <w:r>
-        <w:rPr>
-          <w:rFonts w:ascii="Calibri" w:hAnsi="Calibri"/>
+      <w:proofErr w:type="spellStart"/>
+      <w:r>
+        <w:rPr>
+          <w:rFonts w:ascii="Calibri" w:hAnsi="Calibri" w:cs="Arial"/>
           <w:sz w:val="22"/>
           <w:szCs w:val="22"/>
           <w:lang w:val="en-US"/>
         </w:rPr>
-        <w:t>apofasi</w:t>
-      </w:r>
-      <w:r>
-        <w:rPr>
-          <w:rFonts w:ascii="Calibri" w:hAnsi="Calibri"/>
+        <w:t>ya</w:t>
+      </w:r>
+      <w:proofErr w:type="spellEnd"/>
+      <w:r>
+        <w:rPr>
+          <w:rFonts w:ascii="Calibri" w:hAnsi="Calibri" w:cs="Arial"/>
           <w:sz w:val="22"/>
           <w:szCs w:val="22"/>
         </w:rPr>
@@ -2057,7 +1788,31 @@
       </w:r>
       <w:r>
         <w:rPr>
-          <w:rFonts w:ascii="Calibri" w:hAnsi="Calibri"/>
+          <w:rFonts w:ascii="Calibri" w:hAnsi="Calibri" w:cs="Arial"/>
+          <w:sz w:val="22"/>
+          <w:szCs w:val="22"/>
+        </w:rPr>
+        <w:t xml:space="preserve"> (Α</w:t>
+      </w:r>
+      <w:r>
+        <w:rPr>
+          <w:rFonts w:ascii="Calibri" w:hAnsi="Calibri" w:cs="Arial"/>
+          <w:sz w:val="22"/>
+          <w:szCs w:val="22"/>
+        </w:rPr>
+        <w:t>ΔΑ</w:t>
+      </w:r>
+      <w:r>
+        <w:rPr>
+          <w:rFonts w:ascii="Calibri" w:hAnsi="Calibri" w:cs="Arial"/>
+          <w:sz w:val="22"/>
+          <w:szCs w:val="22"/>
+        </w:rPr>
+        <w:t>:</w:t>
+      </w:r>
+      <w:r>
+        <w:rPr>
+          <w:rFonts w:ascii="Calibri" w:hAnsi="Calibri" w:cs="Arial"/>
           <w:sz w:val="22"/>
           <w:szCs w:val="22"/>
         </w:rPr>
@@ -2065,123 +1820,125 @@
       </w:r>
       <w:r>
         <w:rPr>
-          <w:rFonts w:ascii="Calibri" w:hAnsi="Calibri"/>
-          <w:sz w:val="22"/>
-          <w:szCs w:val="22"/>
-        </w:rPr>
-        <w:t>(ΑΔΑ: ${</w:t>
-      </w:r>
-      <w:r>
-        <w:rPr>
-          <w:rFonts w:ascii="Calibri" w:hAnsi="Calibri"/>
+          <w:rFonts w:ascii="Calibri" w:hAnsi="Calibri" w:cs="Arial"/>
+          <w:sz w:val="22"/>
+          <w:szCs w:val="22"/>
+        </w:rPr>
+        <w:t>${</w:t>
+      </w:r>
+      <w:proofErr w:type="spellStart"/>
+      <w:r>
+        <w:rPr>
+          <w:rFonts w:ascii="Calibri" w:hAnsi="Calibri" w:cs="Arial"/>
           <w:sz w:val="22"/>
           <w:szCs w:val="22"/>
           <w:lang w:val="en-US"/>
         </w:rPr>
         <w:t>ada</w:t>
       </w:r>
-      <w:r>
-        <w:rPr>
-          <w:rFonts w:ascii="Calibri" w:hAnsi="Calibri"/>
-          <w:sz w:val="22"/>
-          <w:szCs w:val="22"/>
-        </w:rPr>
-        <w:t>_</w:t>
-      </w:r>
-      <w:r>
-        <w:rPr>
-          <w:rFonts w:ascii="Calibri" w:hAnsi="Calibri"/>
+      <w:proofErr w:type="spellEnd"/>
+      <w:r>
+        <w:rPr>
+          <w:rFonts w:ascii="Calibri" w:hAnsi="Calibri" w:cs="Arial"/>
+          <w:sz w:val="22"/>
+          <w:szCs w:val="22"/>
+        </w:rPr>
+        <w:t>}</w:t>
+      </w:r>
+      <w:r>
+        <w:rPr>
+          <w:rFonts w:ascii="Calibri" w:hAnsi="Calibri" w:cs="Arial"/>
+          <w:sz w:val="22"/>
+          <w:szCs w:val="22"/>
+        </w:rPr>
+        <w:t>)</w:t>
+      </w:r>
+      <w:r>
+        <w:rPr>
+          <w:rFonts w:ascii="Calibri" w:hAnsi="Calibri" w:cs="Arial"/>
+          <w:sz w:val="22"/>
+          <w:szCs w:val="22"/>
+        </w:rPr>
+        <w:t xml:space="preserve"> Υ.Α. τ</w:t>
+      </w:r>
+      <w:r>
+        <w:rPr>
+          <w:rFonts w:ascii="Calibri" w:hAnsi="Calibri" w:cs="Arial"/>
+          <w:sz w:val="22"/>
+          <w:szCs w:val="22"/>
+        </w:rPr>
+        <w:t>ου Υ</w:t>
+      </w:r>
+      <w:r>
+        <w:rPr>
+          <w:rFonts w:ascii="Calibri" w:hAnsi="Calibri" w:cs="Arial"/>
+          <w:sz w:val="22"/>
+          <w:szCs w:val="22"/>
+        </w:rPr>
+        <w:t>.</w:t>
+      </w:r>
+      <w:r>
+        <w:rPr>
+          <w:rFonts w:ascii="Calibri" w:hAnsi="Calibri" w:cs="Arial"/>
+          <w:sz w:val="22"/>
+          <w:szCs w:val="22"/>
+        </w:rPr>
+        <w:t>Π</w:t>
+      </w:r>
+      <w:r>
+        <w:rPr>
+          <w:rFonts w:ascii="Calibri" w:hAnsi="Calibri" w:cs="Arial"/>
+          <w:sz w:val="22"/>
+          <w:szCs w:val="22"/>
+        </w:rPr>
+        <w:t>ΑΙ</w:t>
+      </w:r>
+      <w:r>
+        <w:rPr>
+          <w:rFonts w:ascii="Calibri" w:hAnsi="Calibri" w:cs="Arial"/>
+          <w:sz w:val="22"/>
+          <w:szCs w:val="22"/>
+        </w:rPr>
+        <w:t>.Θ.</w:t>
+      </w:r>
+      <w:r>
+        <w:rPr>
+          <w:rFonts w:ascii="Calibri" w:hAnsi="Calibri" w:cs="Arial"/>
+          <w:sz w:val="22"/>
+          <w:szCs w:val="22"/>
+        </w:rPr>
+        <w:t>Α.</w:t>
+      </w:r>
+      <w:r>
+        <w:rPr>
+          <w:rFonts w:ascii="Calibri" w:hAnsi="Calibri" w:cs="Arial"/>
+          <w:sz w:val="22"/>
+          <w:szCs w:val="22"/>
+        </w:rPr>
+        <w:t xml:space="preserve"> με θέμα: «</w:t>
+      </w:r>
+      <w:r>
+        <w:rPr>
+          <w:rFonts w:ascii="Calibri" w:hAnsi="Calibri" w:cs="Arial"/>
+          <w:sz w:val="22"/>
+          <w:szCs w:val="22"/>
+        </w:rPr>
+        <w:t>${</w:t>
+      </w:r>
+      <w:proofErr w:type="spellStart"/>
+      <w:r>
+        <w:rPr>
+          <w:rFonts w:ascii="Calibri" w:hAnsi="Calibri" w:cs="Arial"/>
           <w:sz w:val="22"/>
           <w:szCs w:val="22"/>
           <w:lang w:val="en-US"/>
         </w:rPr>
-        <w:t>apof</w:t>
-      </w:r>
-      <w:r>
-        <w:rPr>
-          <w:rFonts w:ascii="Calibri" w:hAnsi="Calibri"/>
-          <w:sz w:val="22"/>
-          <w:szCs w:val="22"/>
-        </w:rPr>
-        <w:t xml:space="preserve">})  </w:t>
-      </w:r>
-      <w:r>
-        <w:rPr>
-          <w:rFonts w:ascii="Calibri" w:hAnsi="Calibri"/>
-          <w:sz w:val="22"/>
-          <w:szCs w:val="22"/>
-        </w:rPr>
-        <w:t xml:space="preserve">Απόφαση </w:t>
-      </w:r>
-      <w:r>
-        <w:rPr>
-          <w:rFonts w:ascii="Calibri" w:hAnsi="Calibri"/>
-          <w:sz w:val="22"/>
-          <w:szCs w:val="22"/>
-        </w:rPr>
-        <w:t>της Διεύθυνσης</w:t>
-      </w:r>
-      <w:r>
-        <w:rPr>
-          <w:rFonts w:ascii="Calibri" w:hAnsi="Calibri"/>
-          <w:sz w:val="22"/>
-          <w:szCs w:val="22"/>
-        </w:rPr>
-        <w:t xml:space="preserve"> Π.Ε. Ηρακλείου με θέμα:</w:t>
-      </w:r>
-      <w:r>
-        <w:rPr>
-          <w:rFonts w:ascii="Calibri" w:hAnsi="Calibri"/>
-          <w:sz w:val="22"/>
-          <w:szCs w:val="22"/>
-        </w:rPr>
-        <w:t xml:space="preserve"> </w:t>
-      </w:r>
-      <w:r>
-        <w:rPr>
-          <w:rFonts w:ascii="Calibri" w:hAnsi="Calibri"/>
-          <w:sz w:val="22"/>
-          <w:szCs w:val="22"/>
-        </w:rPr>
-        <w:t>«</w:t>
-      </w:r>
-      <w:r>
-        <w:rPr>
-          <w:rFonts w:ascii="Calibri" w:hAnsi="Calibri"/>
-          <w:sz w:val="22"/>
-          <w:szCs w:val="22"/>
-        </w:rPr>
-        <w:t>${</w:t>
-      </w:r>
-      <w:r>
-        <w:rPr>
-          <w:rFonts w:ascii="Calibri" w:hAnsi="Calibri"/>
-          <w:sz w:val="22"/>
-          <w:szCs w:val="22"/>
-          <w:lang w:val="en-US"/>
-        </w:rPr>
         <w:t>thema</w:t>
       </w:r>
-      <w:r>
-        <w:rPr>
-          <w:rFonts w:ascii="Calibri" w:hAnsi="Calibri"/>
-          <w:sz w:val="22"/>
-          <w:szCs w:val="22"/>
-        </w:rPr>
-        <w:t>_</w:t>
-      </w:r>
-      <w:r>
-        <w:rPr>
-          <w:rFonts w:ascii="Calibri" w:hAnsi="Calibri"/>
-          <w:sz w:val="22"/>
-          <w:szCs w:val="22"/>
-          <w:lang w:val="en-US"/>
-        </w:rPr>
-        <w:t>apof</w:t>
-      </w:r>
-      <w:r>
-        <w:rPr>
-          <w:rFonts w:ascii="Calibri" w:hAnsi="Calibri"/>
+      <w:proofErr w:type="spellEnd"/>
+      <w:r>
+        <w:rPr>
+          <w:rFonts w:ascii="Calibri" w:hAnsi="Calibri" w:cs="Arial"/>
           <w:sz w:val="22"/>
           <w:szCs w:val="22"/>
         </w:rPr>
@@ -2189,7 +1946,7 @@
       </w:r>
       <w:r>
         <w:rPr>
-          <w:rFonts w:ascii="Calibri" w:hAnsi="Calibri"/>
+          <w:rFonts w:ascii="Calibri" w:hAnsi="Calibri" w:cs="Arial"/>
           <w:sz w:val="22"/>
           <w:szCs w:val="22"/>
         </w:rPr>
@@ -2197,7 +1954,7 @@
       </w:r>
       <w:r>
         <w:rPr>
-          <w:rFonts w:ascii="Calibri" w:hAnsi="Calibri"/>
+          <w:rFonts w:ascii="Calibri" w:hAnsi="Calibri" w:cs="Arial"/>
           <w:sz w:val="22"/>
           <w:szCs w:val="22"/>
         </w:rPr>
@@ -2226,461 +1983,785 @@
       </w:pPr>
       <w:r>
         <w:rPr>
-          <w:rFonts w:ascii="Calibri" w:hAnsi="Calibri" w:cs="Arial"/>
-          <w:sz w:val="22"/>
-          <w:szCs w:val="22"/>
-        </w:rPr>
-        <w:t>Τις κενές λειτουργικά θέσεις εκπαιδευτικών που παρουσιάζονται σε σχολ</w:t>
-      </w:r>
-      <w:r>
-        <w:rPr>
-          <w:rFonts w:ascii="Calibri" w:hAnsi="Calibri" w:cs="Arial"/>
-          <w:sz w:val="22"/>
-          <w:szCs w:val="22"/>
-        </w:rPr>
-        <w:t xml:space="preserve">ικές μονάδες της περιοχής </w:t>
-      </w:r>
-      <w:r>
-        <w:rPr>
-          <w:rFonts w:ascii="Calibri" w:hAnsi="Calibri" w:cs="Arial"/>
-          <w:sz w:val="22"/>
-          <w:szCs w:val="22"/>
-        </w:rPr>
-        <w:t>ευθύνης</w:t>
-      </w:r>
-      <w:r>
-        <w:rPr>
-          <w:rFonts w:ascii="Calibri" w:hAnsi="Calibri" w:cs="Arial"/>
-          <w:sz w:val="22"/>
-          <w:szCs w:val="22"/>
-        </w:rPr>
-        <w:t xml:space="preserve"> μας.</w:t>
+          <w:rFonts w:ascii="Calibri" w:hAnsi="Calibri"/>
+          <w:sz w:val="22"/>
+          <w:szCs w:val="22"/>
+        </w:rPr>
+        <w:t xml:space="preserve">Τη με </w:t>
+      </w:r>
+      <w:proofErr w:type="spellStart"/>
+      <w:r>
+        <w:rPr>
+          <w:rFonts w:ascii="Calibri" w:hAnsi="Calibri"/>
+          <w:sz w:val="22"/>
+          <w:szCs w:val="22"/>
+        </w:rPr>
+        <w:t>αριθμ</w:t>
+      </w:r>
+      <w:proofErr w:type="spellEnd"/>
+      <w:r>
+        <w:rPr>
+          <w:rFonts w:ascii="Calibri" w:hAnsi="Calibri"/>
+          <w:sz w:val="22"/>
+          <w:szCs w:val="22"/>
+        </w:rPr>
+        <w:t xml:space="preserve">. </w:t>
+      </w:r>
+      <w:r>
+        <w:rPr>
+          <w:rFonts w:ascii="Calibri" w:hAnsi="Calibri"/>
+          <w:sz w:val="22"/>
+          <w:szCs w:val="22"/>
+        </w:rPr>
+        <w:t>${</w:t>
+      </w:r>
+      <w:proofErr w:type="spellStart"/>
+      <w:r>
+        <w:rPr>
+          <w:rFonts w:ascii="Calibri" w:hAnsi="Calibri"/>
+          <w:sz w:val="22"/>
+          <w:szCs w:val="22"/>
+          <w:lang w:val="en-US"/>
+        </w:rPr>
+        <w:t>apofasi</w:t>
+      </w:r>
+      <w:proofErr w:type="spellEnd"/>
+      <w:r>
+        <w:rPr>
+          <w:rFonts w:ascii="Calibri" w:hAnsi="Calibri"/>
+          <w:sz w:val="22"/>
+          <w:szCs w:val="22"/>
+        </w:rPr>
+        <w:t>}</w:t>
+      </w:r>
+      <w:r>
+        <w:rPr>
+          <w:rFonts w:ascii="Calibri" w:hAnsi="Calibri"/>
+          <w:sz w:val="22"/>
+          <w:szCs w:val="22"/>
+        </w:rPr>
+        <w:t xml:space="preserve"> </w:t>
+      </w:r>
+      <w:r>
+        <w:rPr>
+          <w:rFonts w:ascii="Calibri" w:hAnsi="Calibri"/>
+          <w:sz w:val="22"/>
+          <w:szCs w:val="22"/>
+        </w:rPr>
+        <w:t>(</w:t>
+      </w:r>
+      <w:r>
+        <w:rPr>
+          <w:rFonts w:ascii="Calibri" w:hAnsi="Calibri"/>
+          <w:sz w:val="22"/>
+          <w:szCs w:val="22"/>
+        </w:rPr>
+        <w:t xml:space="preserve">ΑΔΑ: </w:t>
+      </w:r>
+      <w:r>
+        <w:rPr>
+          <w:rFonts w:ascii="Calibri" w:hAnsi="Calibri"/>
+          <w:sz w:val="22"/>
+          <w:szCs w:val="22"/>
+        </w:rPr>
+        <w:t>${</w:t>
+      </w:r>
+      <w:proofErr w:type="spellStart"/>
+      <w:r>
+        <w:rPr>
+          <w:rFonts w:ascii="Calibri" w:hAnsi="Calibri"/>
+          <w:sz w:val="22"/>
+          <w:szCs w:val="22"/>
+          <w:lang w:val="en-US"/>
+        </w:rPr>
+        <w:t>ada</w:t>
+      </w:r>
+      <w:proofErr w:type="spellEnd"/>
+      <w:r>
+        <w:rPr>
+          <w:rFonts w:ascii="Calibri" w:hAnsi="Calibri"/>
+          <w:sz w:val="22"/>
+          <w:szCs w:val="22"/>
+        </w:rPr>
+        <w:t>_</w:t>
+      </w:r>
+      <w:proofErr w:type="spellStart"/>
+      <w:r>
+        <w:rPr>
+          <w:rFonts w:ascii="Calibri" w:hAnsi="Calibri"/>
+          <w:sz w:val="22"/>
+          <w:szCs w:val="22"/>
+          <w:lang w:val="en-US"/>
+        </w:rPr>
+        <w:t>apof</w:t>
+      </w:r>
+      <w:proofErr w:type="spellEnd"/>
+      <w:r>
+        <w:rPr>
+          <w:rFonts w:ascii="Calibri" w:hAnsi="Calibri"/>
+          <w:sz w:val="22"/>
+          <w:szCs w:val="22"/>
+        </w:rPr>
+        <w:t xml:space="preserve">}) </w:t>
+      </w:r>
+      <w:r>
+        <w:rPr>
+          <w:rFonts w:ascii="Calibri" w:hAnsi="Calibri"/>
+          <w:sz w:val="22"/>
+          <w:szCs w:val="22"/>
+        </w:rPr>
+        <w:t xml:space="preserve"> </w:t>
+      </w:r>
+      <w:r>
+        <w:rPr>
+          <w:rFonts w:ascii="Calibri" w:hAnsi="Calibri"/>
+          <w:sz w:val="22"/>
+          <w:szCs w:val="22"/>
+        </w:rPr>
+        <w:t>Απόφαση της Π.Ε. Ηρακλείου με θέμα: «</w:t>
+      </w:r>
+      <w:r>
+        <w:rPr>
+          <w:rFonts w:ascii="Calibri" w:hAnsi="Calibri"/>
+          <w:sz w:val="22"/>
+          <w:szCs w:val="22"/>
+        </w:rPr>
+        <w:t>${</w:t>
+      </w:r>
+      <w:proofErr w:type="spellStart"/>
+      <w:r>
+        <w:rPr>
+          <w:rFonts w:ascii="Calibri" w:hAnsi="Calibri"/>
+          <w:sz w:val="22"/>
+          <w:szCs w:val="22"/>
+          <w:lang w:val="en-US"/>
+        </w:rPr>
+        <w:t>thema</w:t>
+      </w:r>
+      <w:proofErr w:type="spellEnd"/>
+      <w:r>
+        <w:rPr>
+          <w:rFonts w:ascii="Calibri" w:hAnsi="Calibri"/>
+          <w:sz w:val="22"/>
+          <w:szCs w:val="22"/>
+        </w:rPr>
+        <w:t>_</w:t>
+      </w:r>
+      <w:proofErr w:type="spellStart"/>
+      <w:r>
+        <w:rPr>
+          <w:rFonts w:ascii="Calibri" w:hAnsi="Calibri"/>
+          <w:sz w:val="22"/>
+          <w:szCs w:val="22"/>
+          <w:lang w:val="en-US"/>
+        </w:rPr>
+        <w:t>apof</w:t>
+      </w:r>
+      <w:proofErr w:type="spellEnd"/>
+      <w:r>
+        <w:rPr>
+          <w:rFonts w:ascii="Calibri" w:hAnsi="Calibri"/>
+          <w:sz w:val="22"/>
+          <w:szCs w:val="22"/>
+        </w:rPr>
+        <w:t>}</w:t>
+      </w:r>
+      <w:r>
+        <w:rPr>
+          <w:rFonts w:ascii="Calibri" w:hAnsi="Calibri"/>
+          <w:sz w:val="22"/>
+          <w:szCs w:val="22"/>
+        </w:rPr>
+        <w:t>»</w:t>
+      </w:r>
+      <w:r>
+        <w:rPr>
+          <w:rFonts w:ascii="Calibri" w:hAnsi="Calibri"/>
+          <w:sz w:val="22"/>
+          <w:szCs w:val="22"/>
+        </w:rPr>
+        <w:t>.</w:t>
       </w:r>
     </w:p>
     <w:p>
       <w:pPr>
-        <w:ind w:right="-540"/>
+        <w:numPr>
+          <w:ilvl w:val="0"/>
+          <w:numId w:val="4"/>
+        </w:numPr>
+        <w:tabs>
+          <w:tab w:val="clear" w:pos="900"/>
+          <w:tab w:val="left" w:pos="-180"/>
+          <w:tab w:val="num" w:pos="540"/>
+        </w:tabs>
+        <w:spacing w:line="360" w:lineRule="auto"/>
+        <w:ind w:left="540"/>
         <w:jc w:val="both"/>
         <w:rPr>
-          <w:rFonts w:ascii="Calibri" w:hAnsi="Calibri" w:cs="Arial"/>
-        </w:rPr>
-      </w:pPr>
+          <w:rFonts w:ascii="Calibri" w:hAnsi="Calibri"/>
+          <w:sz w:val="22"/>
+          <w:szCs w:val="22"/>
+        </w:rPr>
+      </w:pPr>
+      <w:r>
+        <w:rPr>
+          <w:rFonts w:ascii="Calibri" w:hAnsi="Calibri"/>
+          <w:sz w:val="22"/>
+          <w:szCs w:val="22"/>
+        </w:rPr>
+        <w:t>Τις αιτήσεις των ενδιαφερόμενων.</w:t>
+      </w:r>
     </w:p>
     <w:p>
       <w:pPr>
-        <w:pStyle w:val="1"/>
+        <w:numPr>
+          <w:ilvl w:val="0"/>
+          <w:numId w:val="4"/>
+        </w:numPr>
+        <w:tabs>
+          <w:tab w:val="clear" w:pos="900"/>
+          <w:tab w:val="left" w:pos="-180"/>
+          <w:tab w:val="num" w:pos="540"/>
+        </w:tabs>
         <w:spacing w:line="360" w:lineRule="auto"/>
-        <w:jc w:val="center"/>
+        <w:ind w:left="540"/>
+        <w:jc w:val="both"/>
         <w:rPr>
           <w:rFonts w:ascii="Calibri" w:hAnsi="Calibri"/>
-          <w:spacing w:val="80"/>
-          <w:w w:val="120"/>
-          <w:sz w:val="24"/>
-          <w:szCs w:val="24"/>
+          <w:sz w:val="22"/>
+          <w:szCs w:val="22"/>
         </w:rPr>
       </w:pPr>
       <w:r>
         <w:rPr>
           <w:rFonts w:ascii="Calibri" w:hAnsi="Calibri"/>
-          <w:spacing w:val="80"/>
-          <w:w w:val="120"/>
-          <w:sz w:val="24"/>
-          <w:szCs w:val="24"/>
-        </w:rPr>
-        <w:t>Αποφασίζουμε</w:t>
+          <w:sz w:val="22"/>
+          <w:szCs w:val="22"/>
+        </w:rPr>
+        <w:t xml:space="preserve">Την ανάγκη πλήρωσης κενών θέσεων για την εύρυθμη λειτουργία των </w:t>
+      </w:r>
+      <w:r>
+        <w:rPr>
+          <w:rFonts w:ascii="Calibri" w:hAnsi="Calibri"/>
+          <w:sz w:val="22"/>
+          <w:szCs w:val="22"/>
+        </w:rPr>
+        <w:t>σχολικών μονάδων</w:t>
+      </w:r>
+      <w:r>
+        <w:rPr>
+          <w:rFonts w:ascii="Calibri" w:hAnsi="Calibri"/>
+          <w:sz w:val="22"/>
+          <w:szCs w:val="22"/>
+        </w:rPr>
+        <w:t>.</w:t>
       </w:r>
     </w:p>
     <w:p>
       <w:pPr>
-        <w:ind w:right="-540"/>
-        <w:jc w:val="both"/>
-        <w:rPr>
-          <w:rFonts w:ascii="Calibri" w:hAnsi="Calibri" w:cs="Arial"/>
+        <w:tabs>
+          <w:tab w:val="left" w:pos="-180"/>
+        </w:tabs>
+        <w:spacing w:line="360" w:lineRule="auto"/>
+        <w:ind w:left="540" w:right="-540"/>
+        <w:jc w:val="center"/>
+        <w:rPr>
+          <w:rFonts w:ascii="Calibri" w:hAnsi="Calibri" w:cs="Arial"/>
+          <w:b/>
+          <w:spacing w:val="60"/>
+          <w:sz w:val="22"/>
+          <w:szCs w:val="22"/>
         </w:rPr>
       </w:pPr>
     </w:p>
     <w:p>
       <w:pPr>
+        <w:tabs>
+          <w:tab w:val="left" w:pos="-180"/>
+        </w:tabs>
+        <w:spacing w:line="360" w:lineRule="auto"/>
+        <w:ind w:left="540" w:right="-540"/>
+        <w:jc w:val="center"/>
+        <w:rPr>
+          <w:rFonts w:ascii="Calibri" w:hAnsi="Calibri" w:cs="Arial"/>
+          <w:b/>
+          <w:spacing w:val="60"/>
+          <w:sz w:val="22"/>
+          <w:szCs w:val="22"/>
+        </w:rPr>
+      </w:pPr>
+    </w:p>
+    <w:p>
+      <w:pPr>
+        <w:tabs>
+          <w:tab w:val="left" w:pos="-180"/>
+        </w:tabs>
+        <w:spacing w:line="360" w:lineRule="auto"/>
+        <w:ind w:left="540" w:right="-540"/>
+        <w:jc w:val="center"/>
+        <w:rPr>
+          <w:rFonts w:ascii="Calibri" w:hAnsi="Calibri" w:cs="Arial"/>
+          <w:b/>
+          <w:spacing w:val="60"/>
+          <w:sz w:val="22"/>
+          <w:szCs w:val="22"/>
+        </w:rPr>
+      </w:pPr>
+    </w:p>
+    <w:p>
+      <w:pPr>
+        <w:tabs>
+          <w:tab w:val="left" w:pos="-180"/>
+        </w:tabs>
+        <w:spacing w:line="360" w:lineRule="auto"/>
+        <w:ind w:left="540" w:right="-540"/>
+        <w:jc w:val="center"/>
+        <w:rPr>
+          <w:rFonts w:ascii="Calibri" w:hAnsi="Calibri" w:cs="Arial"/>
+          <w:b/>
+          <w:spacing w:val="60"/>
+          <w:sz w:val="22"/>
+          <w:szCs w:val="22"/>
+        </w:rPr>
+      </w:pPr>
+    </w:p>
+    <w:p>
+      <w:pPr>
+        <w:tabs>
+          <w:tab w:val="left" w:pos="-180"/>
+        </w:tabs>
+        <w:spacing w:line="360" w:lineRule="auto"/>
+        <w:ind w:left="540" w:right="-540"/>
+        <w:jc w:val="center"/>
+        <w:rPr>
+          <w:rFonts w:ascii="Calibri" w:hAnsi="Calibri" w:cs="Arial"/>
+          <w:b/>
+          <w:spacing w:val="60"/>
+          <w:sz w:val="22"/>
+          <w:szCs w:val="22"/>
+        </w:rPr>
+      </w:pPr>
+      <w:r>
+        <w:rPr>
+          <w:rFonts w:ascii="Calibri" w:hAnsi="Calibri" w:cs="Arial"/>
+          <w:b/>
+          <w:spacing w:val="60"/>
+          <w:sz w:val="22"/>
+          <w:szCs w:val="22"/>
+        </w:rPr>
+        <w:t>Αποφασίζουμε</w:t>
+      </w:r>
+    </w:p>
+    <w:p>
+      <w:pPr>
+        <w:spacing w:before="120" w:after="120" w:line="360" w:lineRule="auto"/>
+        <w:jc w:val="both"/>
+        <w:rPr>
+          <w:rFonts w:ascii="Calibri" w:hAnsi="Calibri" w:cs="Arial"/>
+          <w:b/>
+          <w:sz w:val="20"/>
+          <w:szCs w:val="20"/>
+        </w:rPr>
+      </w:pPr>
+      <w:r>
+        <w:rPr>
+          <w:rFonts w:ascii="Calibri" w:hAnsi="Calibri" w:cs="Arial"/>
+          <w:b/>
+        </w:rPr>
+        <w:t>Μετακινούμε</w:t>
+      </w:r>
+      <w:r>
+        <w:rPr>
+          <w:rFonts w:ascii="Calibri" w:hAnsi="Calibri" w:cs="Arial"/>
+          <w:b/>
+        </w:rPr>
+        <w:t xml:space="preserve"> </w:t>
+      </w:r>
+      <w:r>
+        <w:rPr>
+          <w:rFonts w:ascii="Calibri" w:hAnsi="Calibri" w:cs="Arial"/>
+          <w:b/>
+        </w:rPr>
+        <w:t>-</w:t>
+      </w:r>
+      <w:r>
+        <w:rPr>
+          <w:rFonts w:ascii="Calibri" w:hAnsi="Calibri" w:cs="Arial"/>
+          <w:b/>
+        </w:rPr>
+        <w:t xml:space="preserve"> </w:t>
+      </w:r>
+      <w:r>
+        <w:rPr>
+          <w:rFonts w:ascii="Calibri" w:hAnsi="Calibri" w:cs="Arial"/>
+          <w:b/>
+        </w:rPr>
+        <w:t xml:space="preserve">Τοποθετούμε </w:t>
+      </w:r>
+      <w:r>
+        <w:rPr>
+          <w:rFonts w:ascii="Calibri" w:hAnsi="Calibri" w:cs="Arial"/>
+        </w:rPr>
+        <w:t xml:space="preserve">τον/την εκπαιδευτικό </w:t>
+      </w:r>
+      <w:r>
+        <w:rPr>
+          <w:rFonts w:ascii="Calibri" w:hAnsi="Calibri" w:cs="Arial"/>
+          <w:b/>
+          <w:sz w:val="22"/>
+          <w:szCs w:val="22"/>
+        </w:rPr>
+        <w:t>${</w:t>
+      </w:r>
+      <w:r>
+        <w:rPr>
+          <w:rFonts w:ascii="Calibri" w:hAnsi="Calibri" w:cs="Arial"/>
+          <w:b/>
+          <w:sz w:val="22"/>
+          <w:szCs w:val="22"/>
+          <w:lang w:val="en-US"/>
+        </w:rPr>
+        <w:t>surname</w:t>
+      </w:r>
+      <w:r>
+        <w:rPr>
+          <w:rFonts w:ascii="Calibri" w:hAnsi="Calibri" w:cs="Arial"/>
+          <w:b/>
+          <w:sz w:val="22"/>
+          <w:szCs w:val="22"/>
+        </w:rPr>
+        <w:t>}</w:t>
+      </w:r>
+      <w:r>
+        <w:rPr>
+          <w:rFonts w:ascii="Calibri" w:hAnsi="Calibri" w:cs="Arial"/>
+          <w:b/>
+          <w:sz w:val="22"/>
+          <w:szCs w:val="22"/>
+        </w:rPr>
+        <w:t xml:space="preserve"> </w:t>
+      </w:r>
+      <w:r>
+        <w:rPr>
+          <w:rFonts w:ascii="Calibri" w:hAnsi="Calibri" w:cs="Arial"/>
+          <w:b/>
+          <w:sz w:val="22"/>
+          <w:szCs w:val="22"/>
+        </w:rPr>
+        <w:t>${</w:t>
+      </w:r>
+      <w:r>
+        <w:rPr>
+          <w:rFonts w:ascii="Calibri" w:hAnsi="Calibri" w:cs="Arial"/>
+          <w:b/>
+          <w:sz w:val="22"/>
+          <w:szCs w:val="22"/>
+          <w:lang w:val="en-US"/>
+        </w:rPr>
+        <w:t>name</w:t>
+      </w:r>
+      <w:r>
+        <w:rPr>
+          <w:rFonts w:ascii="Calibri" w:hAnsi="Calibri" w:cs="Arial"/>
+          <w:b/>
+          <w:sz w:val="22"/>
+          <w:szCs w:val="22"/>
+        </w:rPr>
+        <w:t>}</w:t>
+      </w:r>
+      <w:r>
+        <w:rPr>
+          <w:rFonts w:ascii="Calibri" w:hAnsi="Calibri" w:cs="Arial"/>
+          <w:b/>
+          <w:sz w:val="22"/>
+          <w:szCs w:val="22"/>
+        </w:rPr>
+        <w:t xml:space="preserve"> </w:t>
+      </w:r>
+      <w:r>
+        <w:rPr>
+          <w:rFonts w:ascii="Calibri" w:hAnsi="Calibri" w:cs="Arial"/>
+        </w:rPr>
+        <w:t xml:space="preserve"> (πατρώνυμο: </w:t>
+      </w:r>
+      <w:r>
+        <w:rPr>
+          <w:rFonts w:ascii="Calibri" w:hAnsi="Calibri" w:cs="Arial"/>
+        </w:rPr>
+        <w:t>${</w:t>
+      </w:r>
+      <w:proofErr w:type="spellStart"/>
+      <w:r>
+        <w:rPr>
+          <w:rFonts w:ascii="Calibri" w:hAnsi="Calibri" w:cs="Arial"/>
+          <w:lang w:val="en-US"/>
+        </w:rPr>
+        <w:t>patrwnymo</w:t>
+      </w:r>
+      <w:proofErr w:type="spellEnd"/>
+      <w:r>
+        <w:rPr>
+          <w:rFonts w:ascii="Calibri" w:hAnsi="Calibri" w:cs="Arial"/>
+        </w:rPr>
+        <w:t>}</w:t>
+      </w:r>
+      <w:r>
+        <w:rPr>
+          <w:rFonts w:ascii="Calibri" w:hAnsi="Calibri" w:cs="Arial"/>
+        </w:rPr>
+        <w:t xml:space="preserve">), κλάδου </w:t>
+      </w:r>
+      <w:r>
+        <w:rPr>
+          <w:rFonts w:ascii="Calibri" w:hAnsi="Calibri" w:cs="Arial"/>
+        </w:rPr>
+        <w:t>${</w:t>
+      </w:r>
+      <w:proofErr w:type="spellStart"/>
+      <w:r>
+        <w:rPr>
+          <w:rFonts w:ascii="Calibri" w:hAnsi="Calibri" w:cs="Arial"/>
+          <w:lang w:val="en-US"/>
+        </w:rPr>
+        <w:t>klados</w:t>
+      </w:r>
+      <w:proofErr w:type="spellEnd"/>
+      <w:r>
+        <w:rPr>
+          <w:rFonts w:ascii="Calibri" w:hAnsi="Calibri" w:cs="Arial"/>
+        </w:rPr>
+        <w:t>}</w:t>
+      </w:r>
+      <w:r>
+        <w:rPr>
+          <w:rFonts w:ascii="Calibri" w:hAnsi="Calibri" w:cs="Arial"/>
+        </w:rPr>
+        <w:t xml:space="preserve">, </w:t>
+      </w:r>
+      <w:r>
+        <w:rPr>
+          <w:rFonts w:ascii="Calibri" w:hAnsi="Calibri" w:cs="Arial"/>
+        </w:rPr>
+        <w:t>αναπληρωτή/</w:t>
+      </w:r>
+      <w:proofErr w:type="spellStart"/>
+      <w:r>
+        <w:rPr>
+          <w:rFonts w:ascii="Calibri" w:hAnsi="Calibri" w:cs="Arial"/>
+        </w:rPr>
+        <w:t>τρια</w:t>
+      </w:r>
+      <w:proofErr w:type="spellEnd"/>
+      <w:r>
+        <w:rPr>
+          <w:rFonts w:ascii="Calibri" w:hAnsi="Calibri" w:cs="Arial"/>
+        </w:rPr>
+        <w:t xml:space="preserve"> Τακτικού </w:t>
+      </w:r>
+      <w:r>
+        <w:rPr>
+          <w:rFonts w:ascii="Calibri" w:hAnsi="Calibri"/>
+        </w:rPr>
+        <w:t>Π</w:t>
+      </w:r>
+      <w:r>
+        <w:rPr>
+          <w:rFonts w:ascii="Calibri" w:hAnsi="Calibri"/>
+        </w:rPr>
+        <w:t>ροϋπολογισμού</w:t>
+      </w:r>
+      <w:r>
+        <w:rPr>
+          <w:rFonts w:ascii="Calibri" w:hAnsi="Calibri" w:cs="Arial"/>
+        </w:rPr>
+        <w:t>, που υπηρετεί στο</w:t>
+      </w:r>
+      <w:r>
+        <w:rPr>
+          <w:rFonts w:ascii="Calibri" w:hAnsi="Calibri" w:cs="Arial"/>
+        </w:rPr>
+        <w:t>/</w:t>
+      </w:r>
+      <w:r>
+        <w:rPr>
+          <w:rFonts w:ascii="Calibri" w:hAnsi="Calibri" w:cs="Arial"/>
+        </w:rPr>
+        <w:t>α</w:t>
+      </w:r>
+      <w:r>
+        <w:rPr>
+          <w:rFonts w:ascii="Calibri" w:hAnsi="Calibri" w:cs="Arial"/>
+        </w:rPr>
+        <w:t>:</w:t>
+      </w:r>
+      <w:r>
+        <w:rPr>
+          <w:rFonts w:ascii="Calibri" w:hAnsi="Calibri" w:cs="Arial"/>
+        </w:rPr>
+        <w:t xml:space="preserve"> ${</w:t>
+      </w:r>
+      <w:proofErr w:type="spellStart"/>
+      <w:r>
+        <w:rPr>
+          <w:rFonts w:ascii="Calibri" w:hAnsi="Calibri" w:cs="Arial"/>
+          <w:lang w:val="en-US"/>
+        </w:rPr>
+        <w:t>yphrethsh</w:t>
+      </w:r>
+      <w:proofErr w:type="spellEnd"/>
+      <w:r>
+        <w:rPr>
+          <w:rFonts w:ascii="Calibri" w:hAnsi="Calibri" w:cs="Arial"/>
+        </w:rPr>
+        <w:t xml:space="preserve">} </w:t>
+      </w:r>
+      <w:r>
+        <w:rPr>
+          <w:rFonts w:ascii="Calibri" w:hAnsi="Calibri" w:cs="Arial"/>
+        </w:rPr>
+        <w:t xml:space="preserve">ως </w:t>
+      </w:r>
+      <w:proofErr w:type="spellStart"/>
+      <w:r>
+        <w:rPr>
+          <w:rFonts w:ascii="Calibri" w:hAnsi="Calibri" w:cs="Arial"/>
+        </w:rPr>
+        <w:t>εξής:σ</w:t>
+      </w:r>
+      <w:r>
+        <w:rPr>
+          <w:rFonts w:ascii="Calibri" w:hAnsi="Calibri" w:cs="Arial"/>
+        </w:rPr>
+        <w:t>το</w:t>
+      </w:r>
+      <w:proofErr w:type="spellEnd"/>
+      <w:r>
+        <w:rPr>
+          <w:rFonts w:ascii="Calibri" w:hAnsi="Calibri" w:cs="Arial"/>
+        </w:rPr>
+        <w:t>/στα</w:t>
+      </w:r>
+      <w:r>
+        <w:rPr>
+          <w:rFonts w:ascii="Calibri" w:hAnsi="Calibri" w:cs="Arial"/>
+          <w:b/>
+        </w:rPr>
+        <w:t xml:space="preserve"> </w:t>
+      </w:r>
+      <w:r>
+        <w:rPr>
+          <w:rFonts w:ascii="Calibri" w:hAnsi="Calibri" w:cs="Arial"/>
+          <w:b/>
+        </w:rPr>
+        <w:t>${</w:t>
+      </w:r>
+      <w:proofErr w:type="spellStart"/>
+      <w:r>
+        <w:rPr>
+          <w:rFonts w:ascii="Calibri" w:hAnsi="Calibri" w:cs="Arial"/>
+          <w:b/>
+          <w:lang w:val="en-US"/>
+        </w:rPr>
+        <w:t>metakinhsh</w:t>
+      </w:r>
+      <w:proofErr w:type="spellEnd"/>
+      <w:r>
+        <w:rPr>
+          <w:rFonts w:ascii="Calibri" w:hAnsi="Calibri" w:cs="Arial"/>
+          <w:b/>
+        </w:rPr>
+        <w:t>}</w:t>
+      </w:r>
+      <w:r>
+        <w:rPr>
+          <w:rFonts w:ascii="Calibri" w:hAnsi="Calibri" w:cs="Arial"/>
+        </w:rPr>
+        <w:t>,</w:t>
+      </w:r>
+      <w:r>
+        <w:rPr>
+          <w:rFonts w:ascii="Calibri" w:hAnsi="Calibri" w:cs="Arial"/>
+          <w:b/>
+        </w:rPr>
+        <w:t xml:space="preserve"> </w:t>
+      </w:r>
+      <w:r>
+        <w:rPr>
+          <w:rFonts w:ascii="Calibri" w:hAnsi="Calibri" w:cs="Arial"/>
+        </w:rPr>
+        <w:t xml:space="preserve">από </w:t>
+      </w:r>
+      <w:r>
+        <w:rPr>
+          <w:rFonts w:ascii="Calibri" w:hAnsi="Calibri" w:cs="Arial"/>
+        </w:rPr>
+        <w:t>${</w:t>
+      </w:r>
+      <w:proofErr w:type="spellStart"/>
+      <w:r>
+        <w:rPr>
+          <w:rFonts w:ascii="Calibri" w:hAnsi="Calibri" w:cs="Arial"/>
+          <w:lang w:val="en-US"/>
+        </w:rPr>
+        <w:t>datefrom</w:t>
+      </w:r>
+      <w:proofErr w:type="spellEnd"/>
+      <w:r>
+        <w:rPr>
+          <w:rFonts w:ascii="Calibri" w:hAnsi="Calibri" w:cs="Arial"/>
+        </w:rPr>
+        <w:t>}</w:t>
+      </w:r>
+      <w:r>
+        <w:rPr>
+          <w:rFonts w:ascii="Calibri" w:hAnsi="Calibri" w:cs="Arial"/>
+        </w:rPr>
+        <w:t xml:space="preserve"> </w:t>
+      </w:r>
+      <w:r>
+        <w:rPr>
+          <w:rFonts w:ascii="Calibri" w:hAnsi="Calibri" w:cs="Arial"/>
+        </w:rPr>
+        <w:t>έως</w:t>
+      </w:r>
+      <w:r>
+        <w:rPr>
+          <w:rFonts w:ascii="Calibri" w:hAnsi="Calibri" w:cs="Arial"/>
+        </w:rPr>
+        <w:t xml:space="preserve"> τη λήξη του διδακτικού</w:t>
+      </w:r>
+      <w:r>
+        <w:rPr>
+          <w:rFonts w:ascii="Calibri" w:hAnsi="Calibri" w:cs="Arial"/>
+        </w:rPr>
+        <w:t xml:space="preserve"> έτους.</w:t>
+      </w:r>
+    </w:p>
+    <w:p>
+      <w:pPr>
         <w:spacing w:line="360" w:lineRule="auto"/>
         <w:jc w:val="both"/>
         <w:rPr>
           <w:rFonts w:ascii="Calibri" w:hAnsi="Calibri" w:cs="Arial"/>
-        </w:rPr>
-      </w:pPr>
-      <w:r>
-        <w:rPr>
-          <w:rFonts w:ascii="Calibri" w:hAnsi="Calibri" w:cs="Arial"/>
           <w:b/>
           <w:spacing w:val="60"/>
-        </w:rPr>
-        <w:t>Μετακινούμε-Τοποθετούμ</w:t>
-      </w:r>
-      <w:r>
+          <w:sz w:val="20"/>
+          <w:szCs w:val="20"/>
+        </w:rPr>
+      </w:pPr>
+    </w:p>
+    <w:p>
+      <w:pPr>
+        <w:spacing w:line="360" w:lineRule="auto"/>
+        <w:jc w:val="both"/>
         <w:rPr>
           <w:rFonts w:ascii="Calibri" w:hAnsi="Calibri" w:cs="Arial"/>
           <w:b/>
           <w:spacing w:val="60"/>
-        </w:rPr>
-        <w:t xml:space="preserve">ε </w:t>
-      </w:r>
-      <w:r>
-        <w:rPr>
-          <w:rFonts w:ascii="Calibri" w:hAnsi="Calibri" w:cs="Arial"/>
-        </w:rPr>
-        <w:t>τη</w:t>
-      </w:r>
-      <w:r>
-        <w:rPr>
-          <w:rFonts w:ascii="Calibri" w:hAnsi="Calibri" w:cs="Arial"/>
-        </w:rPr>
-        <w:t>ν εκπαιδευτικό</w:t>
-      </w:r>
-      <w:r>
-        <w:rPr>
-          <w:rFonts w:ascii="Calibri" w:hAnsi="Calibri" w:cs="Arial"/>
-        </w:rPr>
-        <w:t xml:space="preserve"> </w:t>
-      </w:r>
-      <w:r>
-        <w:rPr>
-          <w:rFonts w:ascii="Calibri" w:hAnsi="Calibri" w:cs="Arial"/>
-          <w:b/>
-        </w:rPr>
-        <w:t>${</w:t>
-      </w:r>
-      <w:r>
-        <w:rPr>
-          <w:rFonts w:ascii="Calibri" w:hAnsi="Calibri" w:cs="Arial"/>
-          <w:b/>
-          <w:lang w:val="en-US"/>
-        </w:rPr>
-        <w:t>surname</w:t>
-      </w:r>
-      <w:r>
-        <w:rPr>
-          <w:rFonts w:ascii="Calibri" w:hAnsi="Calibri" w:cs="Arial"/>
-          <w:b/>
-        </w:rPr>
-        <w:t>} ${</w:t>
-      </w:r>
-      <w:r>
-        <w:rPr>
-          <w:rFonts w:ascii="Calibri" w:hAnsi="Calibri" w:cs="Arial"/>
-          <w:b/>
-          <w:lang w:val="en-US"/>
-        </w:rPr>
-        <w:t>name</w:t>
-      </w:r>
-      <w:r>
-        <w:rPr>
-          <w:rFonts w:ascii="Calibri" w:hAnsi="Calibri" w:cs="Arial"/>
-          <w:b/>
-        </w:rPr>
-        <w:t>}</w:t>
-      </w:r>
-      <w:r>
-        <w:rPr>
-          <w:rFonts w:ascii="Calibri" w:hAnsi="Calibri" w:cs="Arial"/>
-        </w:rPr>
-        <w:t xml:space="preserve"> </w:t>
-      </w:r>
-      <w:r>
-        <w:rPr>
-          <w:rFonts w:ascii="Calibri" w:hAnsi="Calibri" w:cs="Arial"/>
-        </w:rPr>
-        <w:t>(</w:t>
-      </w:r>
-      <w:r>
-        <w:rPr>
-          <w:rFonts w:ascii="Calibri" w:hAnsi="Calibri" w:cs="Arial"/>
-        </w:rPr>
-        <w:t xml:space="preserve">πατρώνυμο: </w:t>
-      </w:r>
-      <w:r>
-        <w:rPr>
-          <w:rFonts w:ascii="Calibri" w:hAnsi="Calibri" w:cs="Arial"/>
-        </w:rPr>
-        <w:t>${</w:t>
-      </w:r>
-      <w:r>
-        <w:rPr>
-          <w:rFonts w:ascii="Calibri" w:hAnsi="Calibri" w:cs="Arial"/>
-          <w:lang w:val="en-US"/>
-        </w:rPr>
-        <w:t>patrwnymo</w:t>
-      </w:r>
-      <w:r>
-        <w:rPr>
-          <w:rFonts w:ascii="Calibri" w:hAnsi="Calibri" w:cs="Arial"/>
-        </w:rPr>
-        <w:t>})</w:t>
-      </w:r>
-      <w:r>
-        <w:rPr>
-          <w:rFonts w:ascii="Calibri" w:hAnsi="Calibri" w:cs="Arial"/>
-        </w:rPr>
-        <w:t>,</w:t>
-      </w:r>
-      <w:r>
-        <w:rPr>
-          <w:rFonts w:ascii="Calibri" w:hAnsi="Calibri" w:cs="Arial"/>
-        </w:rPr>
-        <w:t xml:space="preserve"> εκπαιδευτικό κλάδου </w:t>
-      </w:r>
-      <w:r>
-        <w:rPr>
-          <w:rFonts w:ascii="Calibri" w:hAnsi="Calibri" w:cs="Arial"/>
-        </w:rPr>
-        <w:t>${</w:t>
-      </w:r>
-      <w:r>
-        <w:rPr>
-          <w:rFonts w:ascii="Calibri" w:hAnsi="Calibri" w:cs="Arial"/>
-          <w:lang w:val="en-US"/>
-        </w:rPr>
-        <w:t>klados</w:t>
-      </w:r>
-      <w:r>
-        <w:rPr>
-          <w:rFonts w:ascii="Calibri" w:hAnsi="Calibri" w:cs="Arial"/>
-        </w:rPr>
-        <w:t>}</w:t>
-      </w:r>
-      <w:r>
-        <w:rPr>
-          <w:rFonts w:ascii="Calibri" w:hAnsi="Calibri" w:cs="Arial"/>
-        </w:rPr>
-        <w:t>,</w:t>
-      </w:r>
-      <w:r>
-        <w:rPr>
-          <w:rFonts w:ascii="Calibri" w:hAnsi="Calibri" w:cs="Arial"/>
-        </w:rPr>
-        <w:t xml:space="preserve"> </w:t>
-      </w:r>
-      <w:r>
-        <w:rPr>
-          <w:rFonts w:ascii="Calibri" w:hAnsi="Calibri" w:cs="Arial"/>
-        </w:rPr>
-        <w:t>αναπληρωτή/-</w:t>
-      </w:r>
-      <w:r>
-        <w:rPr>
-          <w:rFonts w:ascii="Calibri" w:hAnsi="Calibri" w:cs="Arial"/>
-        </w:rPr>
-        <w:t>τρια</w:t>
-      </w:r>
-      <w:r>
-        <w:rPr>
-          <w:rFonts w:ascii="Calibri" w:hAnsi="Calibri" w:cs="Arial"/>
-        </w:rPr>
-        <w:t xml:space="preserve"> </w:t>
-      </w:r>
-      <w:r>
-        <w:rPr>
-          <w:rFonts w:ascii="Calibri" w:hAnsi="Calibri" w:cs="Arial"/>
-        </w:rPr>
-        <w:t>κ</w:t>
-      </w:r>
-      <w:r>
-        <w:rPr>
-          <w:rFonts w:ascii="Calibri" w:hAnsi="Calibri" w:cs="Arial"/>
-        </w:rPr>
-        <w:t xml:space="preserve">ρατικού </w:t>
-      </w:r>
-      <w:r>
-        <w:rPr>
-          <w:rFonts w:ascii="Calibri" w:hAnsi="Calibri" w:cs="Arial"/>
-        </w:rPr>
-        <w:t>π</w:t>
-      </w:r>
-      <w:r>
-        <w:rPr>
-          <w:rFonts w:ascii="Calibri" w:hAnsi="Calibri" w:cs="Arial"/>
-        </w:rPr>
-        <w:t>ροϋπολογισμού</w:t>
-      </w:r>
-      <w:r>
-        <w:rPr>
-          <w:rFonts w:ascii="Calibri" w:hAnsi="Calibri" w:cs="Arial"/>
-        </w:rPr>
-        <w:t>,</w:t>
-      </w:r>
-      <w:r>
-        <w:rPr>
-          <w:rFonts w:ascii="Calibri" w:hAnsi="Calibri" w:cs="Arial"/>
-        </w:rPr>
-        <w:t xml:space="preserve"> που υπηρετεί</w:t>
-      </w:r>
-      <w:r>
-        <w:rPr>
-          <w:rFonts w:ascii="Calibri" w:hAnsi="Calibri" w:cs="Arial"/>
-        </w:rPr>
-        <w:t xml:space="preserve"> στο</w:t>
-      </w:r>
-      <w:r>
-        <w:rPr>
-          <w:rFonts w:ascii="Calibri" w:hAnsi="Calibri" w:cs="Arial"/>
-        </w:rPr>
-        <w:t>/-α</w:t>
-      </w:r>
-      <w:r>
-        <w:rPr>
-          <w:rFonts w:ascii="Calibri" w:hAnsi="Calibri" w:cs="Arial"/>
-        </w:rPr>
-        <w:t xml:space="preserve"> </w:t>
-      </w:r>
-      <w:r>
-        <w:rPr>
-          <w:rFonts w:ascii="Calibri" w:hAnsi="Calibri" w:cs="Arial"/>
-        </w:rPr>
-        <w:t>${</w:t>
-      </w:r>
-      <w:r>
-        <w:rPr>
-          <w:rFonts w:ascii="Calibri" w:hAnsi="Calibri" w:cs="Arial"/>
-          <w:lang w:val="en-US"/>
-        </w:rPr>
-        <w:t>yphrethsh</w:t>
-      </w:r>
-      <w:r>
-        <w:rPr>
-          <w:rFonts w:ascii="Calibri" w:hAnsi="Calibri" w:cs="Arial"/>
-        </w:rPr>
-        <w:t>}</w:t>
-      </w:r>
-      <w:r>
-        <w:rPr>
-          <w:rFonts w:ascii="Calibri" w:hAnsi="Calibri" w:cs="Arial"/>
-        </w:rPr>
-        <w:t>,</w:t>
-      </w:r>
-      <w:r>
-        <w:rPr>
-          <w:rFonts w:ascii="Calibri" w:hAnsi="Calibri" w:cs="Arial"/>
-        </w:rPr>
-        <w:t xml:space="preserve"> </w:t>
-      </w:r>
-      <w:r>
-        <w:rPr>
-          <w:rFonts w:ascii="Calibri" w:hAnsi="Calibri" w:cs="Arial"/>
-        </w:rPr>
-        <w:t>μετακινείται στο</w:t>
-      </w:r>
-      <w:r>
-        <w:rPr>
-          <w:rFonts w:ascii="Calibri" w:hAnsi="Calibri" w:cs="Arial"/>
-        </w:rPr>
-        <w:t xml:space="preserve"> </w:t>
-      </w:r>
-      <w:r>
-        <w:rPr>
-          <w:rFonts w:ascii="Calibri" w:hAnsi="Calibri" w:cs="Arial"/>
-        </w:rPr>
-        <w:br/>
-      </w:r>
-      <w:r>
-        <w:rPr>
-          <w:rFonts w:ascii="Calibri" w:hAnsi="Calibri" w:cs="Arial"/>
-          <w:b/>
-        </w:rPr>
-        <w:t>${</w:t>
-      </w:r>
-      <w:r>
-        <w:rPr>
-          <w:rFonts w:ascii="Calibri" w:hAnsi="Calibri" w:cs="Arial"/>
-          <w:b/>
-          <w:lang w:val="en-US"/>
-        </w:rPr>
-        <w:t>metakinhsh</w:t>
-      </w:r>
-      <w:r>
-        <w:rPr>
-          <w:rFonts w:ascii="Calibri" w:hAnsi="Calibri" w:cs="Arial"/>
-          <w:b/>
-        </w:rPr>
-        <w:t>}</w:t>
-      </w:r>
-      <w:r>
-        <w:rPr>
-          <w:rFonts w:ascii="Calibri" w:hAnsi="Calibri" w:cs="Arial"/>
-        </w:rPr>
-        <w:t xml:space="preserve"> από </w:t>
-      </w:r>
-      <w:r>
-        <w:rPr>
-          <w:rFonts w:ascii="Calibri" w:hAnsi="Calibri" w:cs="Arial"/>
-        </w:rPr>
-        <w:t>${</w:t>
-      </w:r>
-      <w:r>
-        <w:rPr>
-          <w:rFonts w:ascii="Calibri" w:hAnsi="Calibri" w:cs="Arial"/>
-          <w:lang w:val="en-US"/>
-        </w:rPr>
-        <w:t>datefrom</w:t>
-      </w:r>
-      <w:r>
-        <w:rPr>
-          <w:rFonts w:ascii="Calibri" w:hAnsi="Calibri" w:cs="Arial"/>
-        </w:rPr>
-        <w:t>}</w:t>
-      </w:r>
-      <w:r>
-        <w:rPr>
-          <w:rFonts w:ascii="Calibri" w:hAnsi="Calibri" w:cs="Arial"/>
-        </w:rPr>
-        <w:t xml:space="preserve"> μέχρι τη λήξη του </w:t>
-      </w:r>
-      <w:r>
-        <w:rPr>
-          <w:rFonts w:ascii="Calibri" w:hAnsi="Calibri" w:cs="Arial"/>
-        </w:rPr>
-        <w:t>διδακτικού</w:t>
-      </w:r>
-      <w:r>
-        <w:rPr>
-          <w:rFonts w:ascii="Calibri" w:hAnsi="Calibri" w:cs="Arial"/>
-        </w:rPr>
-        <w:t xml:space="preserve"> έτους, ήτοι </w:t>
-      </w:r>
-      <w:r>
-        <w:rPr>
-          <w:rFonts w:ascii="Calibri" w:hAnsi="Calibri" w:cs="Arial"/>
-        </w:rPr>
-        <w:br/>
-      </w:r>
-      <w:r>
-        <w:rPr>
-          <w:rFonts w:ascii="Calibri" w:hAnsi="Calibri" w:cs="Arial"/>
-        </w:rPr>
-        <w:t>${</w:t>
-      </w:r>
-      <w:r>
-        <w:rPr>
-          <w:rFonts w:ascii="Calibri" w:hAnsi="Calibri" w:cs="Arial"/>
-          <w:lang w:val="en-US"/>
-        </w:rPr>
-        <w:t>endofyear</w:t>
-      </w:r>
-      <w:r>
-        <w:rPr>
-          <w:rFonts w:ascii="Calibri" w:hAnsi="Calibri" w:cs="Arial"/>
-        </w:rPr>
-        <w:t>}</w:t>
-      </w:r>
-      <w:r>
-        <w:rPr>
-          <w:rFonts w:ascii="Calibri" w:hAnsi="Calibri" w:cs="Arial"/>
-        </w:rPr>
-        <w:t>, για τις ανάγκες της υπηρεσίας</w:t>
-      </w:r>
-      <w:r>
-        <w:rPr>
-          <w:rFonts w:ascii="Calibri" w:hAnsi="Calibri" w:cs="Arial"/>
-        </w:rPr>
-        <w:t>.</w:t>
-      </w:r>
+          <w:sz w:val="20"/>
+          <w:szCs w:val="20"/>
+        </w:rPr>
+      </w:pPr>
     </w:p>
     <w:p>
       <w:pPr>
@@ -2688,18 +2769,308 @@
         <w:jc w:val="both"/>
         <w:rPr>
           <w:rFonts w:ascii="Calibri" w:hAnsi="Calibri" w:cs="Arial"/>
-        </w:rPr>
-      </w:pPr>
+          <w:b/>
+          <w:spacing w:val="60"/>
+          <w:sz w:val="20"/>
+          <w:szCs w:val="20"/>
+        </w:rPr>
+      </w:pPr>
+      <w:r>
+        <w:rPr>
+          <w:rFonts w:ascii="Calibri" w:hAnsi="Calibri" w:cs="Arial"/>
+          <w:b/>
+          <w:noProof/>
+          <w:spacing w:val="60"/>
+          <w:sz w:val="20"/>
+          <w:szCs w:val="20"/>
+        </w:rPr>
+        <w:pict w14:anchorId="06D236C5">
+          <v:shapetype id="_x0000_t202" coordsize="21600,21600" o:spt="202" path="m,l,21600r21600,l21600,xe">
+            <v:stroke joinstyle="miter"/>
+            <v:path gradientshapeok="t" o:connecttype="rect"/>
+          </v:shapetype>
+          <v:shape id="_x0000_s2052" type="#_x0000_t202" style="position:absolute;left:0;text-align:left;margin-left:2.55pt;margin-top:3.4pt;width:178.5pt;height:108pt;z-index:251658240" strokecolor="white">
+            <v:textbox>
+              <w:txbxContent>
+                <w:p>
+                  <w:pPr>
+                    <w:tabs>
+                      <w:tab w:val="left" w:pos="-180"/>
+                    </w:tabs>
+                    <w:spacing w:line="288" w:lineRule="auto"/>
+                    <w:ind w:left="-180" w:right="-540"/>
+                    <w:jc w:val="both"/>
+                    <w:rPr>
+                      <w:rFonts w:ascii="Calibri" w:hAnsi="Calibri" w:cs="Arial"/>
+                      <w:sz w:val="20"/>
+                      <w:szCs w:val="20"/>
+                    </w:rPr>
+                  </w:pPr>
+                  <w:r>
+                    <w:rPr>
+                      <w:rFonts w:ascii="Calibri" w:hAnsi="Calibri" w:cs="Arial"/>
+                      <w:b/>
+                      <w:sz w:val="20"/>
+                      <w:szCs w:val="20"/>
+                      <w:u w:val="single"/>
+                    </w:rPr>
+                    <w:t xml:space="preserve"> </w:t>
+                  </w:r>
+                  <w:proofErr w:type="spellStart"/>
+                  <w:r>
+                    <w:rPr>
+                      <w:rFonts w:ascii="Calibri" w:hAnsi="Calibri" w:cs="Arial"/>
+                      <w:b/>
+                      <w:sz w:val="20"/>
+                      <w:szCs w:val="20"/>
+                      <w:u w:val="single"/>
+                    </w:rPr>
+                    <w:t>Κοιν</w:t>
+                  </w:r>
+                  <w:proofErr w:type="spellEnd"/>
+                  <w:r>
+                    <w:rPr>
+                      <w:rFonts w:ascii="Calibri" w:hAnsi="Calibri" w:cs="Arial"/>
+                      <w:b/>
+                      <w:sz w:val="20"/>
+                      <w:szCs w:val="20"/>
+                      <w:u w:val="single"/>
+                    </w:rPr>
+                    <w:t>.</w:t>
+                  </w:r>
+                  <w:r>
+                    <w:rPr>
+                      <w:rFonts w:ascii="Calibri" w:hAnsi="Calibri" w:cs="Arial"/>
+                      <w:b/>
+                      <w:sz w:val="20"/>
+                      <w:szCs w:val="20"/>
+                      <w:u w:val="single"/>
+                    </w:rPr>
+                    <w:t>:</w:t>
+                  </w:r>
+                  <w:r>
+                    <w:rPr>
+                      <w:rFonts w:ascii="Calibri" w:hAnsi="Calibri" w:cs="Arial"/>
+                      <w:sz w:val="20"/>
+                      <w:szCs w:val="20"/>
+                    </w:rPr>
+                    <w:t xml:space="preserve"> </w:t>
+                  </w:r>
+                </w:p>
+                <w:p>
+                  <w:pPr>
+                    <w:tabs>
+                      <w:tab w:val="left" w:pos="-180"/>
+                    </w:tabs>
+                    <w:spacing w:line="288" w:lineRule="auto"/>
+                    <w:ind w:left="-180" w:right="-540"/>
+                    <w:jc w:val="both"/>
+                    <w:rPr>
+                      <w:rFonts w:ascii="Calibri" w:hAnsi="Calibri" w:cs="Arial"/>
+                      <w:sz w:val="22"/>
+                      <w:szCs w:val="22"/>
+                    </w:rPr>
+                  </w:pPr>
+                  <w:r>
+                    <w:rPr>
+                      <w:rFonts w:ascii="Calibri" w:hAnsi="Calibri" w:cs="Arial"/>
+                      <w:sz w:val="20"/>
+                      <w:szCs w:val="20"/>
+                    </w:rPr>
+                    <w:t>1</w:t>
+                  </w:r>
+                  <w:r>
+                    <w:rPr>
+                      <w:rFonts w:ascii="Calibri" w:hAnsi="Calibri" w:cs="Arial"/>
+                      <w:sz w:val="22"/>
+                      <w:szCs w:val="22"/>
+                    </w:rPr>
+                    <w:t>. Ενδιαφερόμενος/η</w:t>
+                  </w:r>
+                  <w:r>
+                    <w:rPr>
+                      <w:rFonts w:ascii="Calibri" w:hAnsi="Calibri" w:cs="Arial"/>
+                      <w:sz w:val="22"/>
+                      <w:szCs w:val="22"/>
+                    </w:rPr>
+                    <w:t xml:space="preserve"> εκπαιδευτικός</w:t>
+                  </w:r>
+                </w:p>
+                <w:p>
+                  <w:pPr>
+                    <w:tabs>
+                      <w:tab w:val="left" w:pos="-180"/>
+                    </w:tabs>
+                    <w:ind w:left="-181" w:right="-539"/>
+                    <w:jc w:val="both"/>
+                    <w:rPr>
+                      <w:rFonts w:ascii="Calibri" w:hAnsi="Calibri" w:cs="Arial"/>
+                      <w:sz w:val="22"/>
+                      <w:szCs w:val="22"/>
+                    </w:rPr>
+                  </w:pPr>
+                  <w:r>
+                    <w:rPr>
+                      <w:rFonts w:ascii="Calibri" w:hAnsi="Calibri" w:cs="Arial"/>
+                      <w:sz w:val="22"/>
+                      <w:szCs w:val="22"/>
+                    </w:rPr>
+                    <w:t>2. Προσωπικό Μητρώο Εκπαιδευτικού</w:t>
+                  </w:r>
+                </w:p>
+                <w:p>
+                  <w:pPr>
+                    <w:tabs>
+                      <w:tab w:val="left" w:pos="-180"/>
+                    </w:tabs>
+                    <w:spacing w:line="480" w:lineRule="auto"/>
+                    <w:ind w:left="-180" w:right="-540"/>
+                    <w:jc w:val="both"/>
+                    <w:rPr>
+                      <w:rFonts w:ascii="Calibri" w:hAnsi="Calibri" w:cs="Arial"/>
+                      <w:sz w:val="22"/>
+                      <w:szCs w:val="22"/>
+                    </w:rPr>
+                  </w:pPr>
+                  <w:r>
+                    <w:rPr>
+                      <w:rFonts w:ascii="Calibri" w:hAnsi="Calibri" w:cs="Arial"/>
+                      <w:sz w:val="22"/>
+                      <w:szCs w:val="22"/>
+                    </w:rPr>
+                    <w:t>3. Σχολικές Μονάδες</w:t>
+                  </w:r>
+                </w:p>
+                <w:p>
+                  <w:pPr>
+                    <w:tabs>
+                      <w:tab w:val="left" w:pos="-180"/>
+                    </w:tabs>
+                    <w:spacing w:line="288" w:lineRule="auto"/>
+                    <w:ind w:left="-180" w:right="-540"/>
+                    <w:jc w:val="both"/>
+                    <w:rPr>
+                      <w:rFonts w:ascii="Calibri" w:hAnsi="Calibri" w:cs="Arial"/>
+                      <w:sz w:val="20"/>
+                      <w:szCs w:val="20"/>
+                    </w:rPr>
+                  </w:pPr>
+                  <w:proofErr w:type="spellStart"/>
+                  <w:r>
+                    <w:rPr>
+                      <w:rFonts w:ascii="Calibri" w:hAnsi="Calibri" w:cs="Arial"/>
+                      <w:b/>
+                      <w:sz w:val="20"/>
+                      <w:szCs w:val="20"/>
+                      <w:u w:val="single"/>
+                    </w:rPr>
+                    <w:t>Εσωτ</w:t>
+                  </w:r>
+                  <w:proofErr w:type="spellEnd"/>
+                  <w:r>
+                    <w:rPr>
+                      <w:rFonts w:ascii="Calibri" w:hAnsi="Calibri" w:cs="Arial"/>
+                      <w:b/>
+                      <w:sz w:val="20"/>
+                      <w:szCs w:val="20"/>
+                      <w:u w:val="single"/>
+                    </w:rPr>
+                    <w:t>. Δ</w:t>
+                  </w:r>
+                  <w:r>
+                    <w:rPr>
+                      <w:rFonts w:ascii="Calibri" w:hAnsi="Calibri" w:cs="Arial"/>
+                      <w:b/>
+                      <w:sz w:val="20"/>
+                      <w:szCs w:val="20"/>
+                      <w:u w:val="single"/>
+                    </w:rPr>
+                    <w:t>ιανομή</w:t>
+                  </w:r>
+                  <w:r>
+                    <w:rPr>
+                      <w:rFonts w:ascii="Calibri" w:hAnsi="Calibri" w:cs="Arial"/>
+                      <w:b/>
+                      <w:sz w:val="20"/>
+                      <w:szCs w:val="20"/>
+                      <w:u w:val="single"/>
+                    </w:rPr>
+                    <w:t>:</w:t>
+                  </w:r>
+                  <w:r>
+                    <w:rPr>
+                      <w:rFonts w:ascii="Calibri" w:hAnsi="Calibri" w:cs="Arial"/>
+                      <w:sz w:val="20"/>
+                      <w:szCs w:val="20"/>
+                    </w:rPr>
+                    <w:t xml:space="preserve">  </w:t>
+                  </w:r>
+                </w:p>
+                <w:p>
+                  <w:pPr>
+                    <w:tabs>
+                      <w:tab w:val="left" w:pos="-180"/>
+                    </w:tabs>
+                    <w:ind w:left="-180" w:right="-540"/>
+                    <w:rPr>
+                      <w:sz w:val="22"/>
+                      <w:szCs w:val="22"/>
+                    </w:rPr>
+                  </w:pPr>
+                  <w:r>
+                    <w:rPr>
+                      <w:rFonts w:ascii="Calibri" w:hAnsi="Calibri" w:cs="Arial"/>
+                      <w:sz w:val="22"/>
+                      <w:szCs w:val="22"/>
+                    </w:rPr>
+                    <w:t xml:space="preserve">1. Τμήμα </w:t>
+                  </w:r>
+                  <w:r>
+                    <w:rPr>
+                      <w:rFonts w:ascii="Calibri" w:hAnsi="Calibri" w:cs="Arial"/>
+                      <w:sz w:val="22"/>
+                      <w:szCs w:val="22"/>
+                    </w:rPr>
+                    <w:t>Γ’ Προσωπικού</w:t>
+                  </w:r>
+                </w:p>
+                <w:p>
+                  <w:pPr>
+                    <w:rPr>
+                      <w:sz w:val="20"/>
+                      <w:szCs w:val="20"/>
+                    </w:rPr>
+                  </w:pPr>
+                </w:p>
+              </w:txbxContent>
+            </v:textbox>
+            <w10:wrap type="square"/>
+          </v:shape>
+        </w:pict>
+      </w:r>
     </w:p>
     <w:p>
       <w:pPr>
+        <w:spacing w:line="360" w:lineRule="auto"/>
+        <w:jc w:val="both"/>
+        <w:rPr>
+          <w:rFonts w:ascii="Calibri" w:hAnsi="Calibri" w:cs="Arial"/>
+          <w:b/>
+          <w:spacing w:val="60"/>
+          <w:sz w:val="20"/>
+          <w:szCs w:val="20"/>
+        </w:rPr>
+      </w:pPr>
+    </w:p>
+    <w:p>
+      <w:pPr>
         <w:tabs>
           <w:tab w:val="left" w:pos="-180"/>
           <w:tab w:val="left" w:pos="720"/>
         </w:tabs>
         <w:spacing w:line="360" w:lineRule="auto"/>
-        <w:ind w:left="-180" w:right="-540"/>
-        <w:jc w:val="right"/>
+        <w:ind w:left="-180"/>
+        <w:jc w:val="center"/>
         <w:rPr>
           <w:rFonts w:ascii="Calibri" w:hAnsi="Calibri" w:cs="Arial"/>
           <w:sz w:val="23"/>
@@ -2712,9 +3083,61 @@
           <w:rFonts w:ascii="Calibri" w:hAnsi="Calibri" w:cs="Arial"/>
           <w:sz w:val="23"/>
           <w:szCs w:val="23"/>
+        </w:rPr>
+        <w:tab/>
+      </w:r>
+      <w:r>
+        <w:rPr>
+          <w:rFonts w:ascii="Calibri" w:hAnsi="Calibri" w:cs="Arial"/>
+          <w:sz w:val="23"/>
+          <w:szCs w:val="23"/>
+        </w:rPr>
+        <w:tab/>
+      </w:r>
+      <w:r>
+        <w:rPr>
+          <w:rFonts w:ascii="Calibri" w:hAnsi="Calibri" w:cs="Arial"/>
+          <w:sz w:val="23"/>
+          <w:szCs w:val="23"/>
+        </w:rPr>
+        <w:tab/>
+      </w:r>
+      <w:r>
+        <w:rPr>
+          <w:rFonts w:ascii="Calibri" w:hAnsi="Calibri" w:cs="Arial"/>
+          <w:sz w:val="23"/>
+          <w:szCs w:val="23"/>
+        </w:rPr>
+        <w:tab/>
+      </w:r>
+      <w:r>
+        <w:rPr>
+          <w:rFonts w:ascii="Calibri" w:hAnsi="Calibri" w:cs="Arial"/>
+          <w:sz w:val="23"/>
+          <w:szCs w:val="23"/>
           <w:lang w:val="en-US"/>
         </w:rPr>
-        <w:t>${head_title}</w:t>
+        <w:t>${</w:t>
+      </w:r>
+      <w:proofErr w:type="spellStart"/>
+      <w:r>
+        <w:rPr>
+          <w:rFonts w:ascii="Calibri" w:hAnsi="Calibri" w:cs="Arial"/>
+          <w:sz w:val="23"/>
+          <w:szCs w:val="23"/>
+          <w:lang w:val="en-US"/>
+        </w:rPr>
+        <w:t>head_title</w:t>
+      </w:r>
+      <w:proofErr w:type="spellEnd"/>
+      <w:r>
+        <w:rPr>
+          <w:rFonts w:ascii="Calibri" w:hAnsi="Calibri" w:cs="Arial"/>
+          <w:sz w:val="23"/>
+          <w:szCs w:val="23"/>
+          <w:lang w:val="en-US"/>
+        </w:rPr>
+        <w:t>}</w:t>
       </w:r>
     </w:p>
     <w:p>
@@ -2730,7 +3153,6 @@
           <w:rFonts w:ascii="Calibri" w:hAnsi="Calibri" w:cs="Arial"/>
           <w:sz w:val="23"/>
           <w:szCs w:val="23"/>
-          <w:lang w:val="en-US"/>
         </w:rPr>
       </w:pPr>
     </w:p>
@@ -2742,14 +3164,48 @@
         </w:tabs>
         <w:spacing w:line="360" w:lineRule="auto"/>
         <w:ind w:left="-180" w:right="-540"/>
-        <w:jc w:val="right"/>
+        <w:jc w:val="center"/>
+        <w:rPr>
+          <w:rFonts w:ascii="Calibri" w:hAnsi="Calibri" w:cs="Arial"/>
+          <w:sz w:val="23"/>
+          <w:szCs w:val="23"/>
+        </w:rPr>
+      </w:pPr>
+      <w:r>
+        <w:rPr>
+          <w:rFonts w:ascii="Calibri" w:hAnsi="Calibri" w:cs="Arial"/>
+          <w:sz w:val="23"/>
+          <w:szCs w:val="23"/>
+        </w:rPr>
+        <w:tab/>
+        <w:t xml:space="preserve">  </w:t>
+      </w:r>
+      <w:r>
+        <w:rPr>
+          <w:rFonts w:ascii="Calibri" w:hAnsi="Calibri" w:cs="Arial"/>
+          <w:sz w:val="23"/>
+          <w:szCs w:val="23"/>
+        </w:rPr>
+        <w:tab/>
+      </w:r>
+      <w:r>
+        <w:rPr>
+          <w:rFonts w:ascii="Calibri" w:hAnsi="Calibri" w:cs="Arial"/>
+          <w:sz w:val="23"/>
+          <w:szCs w:val="23"/>
+        </w:rPr>
+        <w:tab/>
+      </w:r>
+      <w:r>
         <w:rPr>
           <w:rFonts w:ascii="Calibri" w:hAnsi="Calibri" w:cs="Arial"/>
           <w:sz w:val="23"/>
           <w:szCs w:val="23"/>
           <w:lang w:val="en-US"/>
         </w:rPr>
-      </w:pPr>
+        <w:t>${</w:t>
+      </w:r>
+      <w:proofErr w:type="spellStart"/>
       <w:r>
         <w:rPr>
           <w:rFonts w:ascii="Calibri" w:hAnsi="Calibri" w:cs="Arial"/>
@@ -2757,25 +3213,26 @@
           <w:szCs w:val="23"/>
           <w:lang w:val="en-US"/>
         </w:rPr>
-        <w:t>${head_name}</w:t>
-      </w:r>
-    </w:p>
-    <w:p>
-      <w:pPr>
-        <w:tabs>
-          <w:tab w:val="left" w:pos="-180"/>
-          <w:tab w:val="left" w:pos="720"/>
-        </w:tabs>
-        <w:spacing w:line="360" w:lineRule="auto"/>
-        <w:ind w:left="-180" w:right="-540"/>
-        <w:jc w:val="both"/>
+        <w:t>head_name</w:t>
+      </w:r>
+      <w:proofErr w:type="spellEnd"/>
+      <w:r>
         <w:rPr>
           <w:rFonts w:ascii="Calibri" w:hAnsi="Calibri" w:cs="Arial"/>
           <w:sz w:val="23"/>
           <w:szCs w:val="23"/>
           <w:lang w:val="en-US"/>
         </w:rPr>
-      </w:pPr>
+        <w:t>}</w:t>
+      </w:r>
+      <w:r>
+        <w:rPr>
+          <w:rFonts w:ascii="Calibri" w:hAnsi="Calibri" w:cs="Arial"/>
+          <w:sz w:val="23"/>
+          <w:szCs w:val="23"/>
+        </w:rPr>
+        <w:t xml:space="preserve"> </w:t>
+      </w:r>
     </w:p>
     <w:p>
       <w:pPr>
@@ -2791,204 +3248,12 @@
           <w:sz w:val="23"/>
           <w:szCs w:val="23"/>
           <w:u w:val="single"/>
-          <w:lang w:val="en-US"/>
-        </w:rPr>
-      </w:pPr>
-    </w:p>
-    <w:p>
-      <w:pPr>
-        <w:tabs>
-          <w:tab w:val="left" w:pos="-180"/>
-        </w:tabs>
-        <w:spacing w:line="288" w:lineRule="auto"/>
-        <w:ind w:left="-180" w:right="-540"/>
-        <w:jc w:val="both"/>
-        <w:rPr>
-          <w:rFonts w:ascii="Calibri" w:hAnsi="Calibri" w:cs="Arial"/>
-          <w:sz w:val="22"/>
-          <w:szCs w:val="22"/>
-          <w:lang w:val="en-US"/>
-        </w:rPr>
-      </w:pPr>
-      <w:r>
-        <w:rPr>
-          <w:rFonts w:ascii="Calibri" w:hAnsi="Calibri" w:cs="Arial"/>
-          <w:b/>
-          <w:sz w:val="22"/>
-          <w:szCs w:val="22"/>
-          <w:u w:val="single"/>
-        </w:rPr>
-        <w:t>ΚΟΙΝ</w:t>
-      </w:r>
-      <w:r>
-        <w:rPr>
-          <w:rFonts w:ascii="Calibri" w:hAnsi="Calibri" w:cs="Arial"/>
-          <w:b/>
-          <w:sz w:val="22"/>
-          <w:szCs w:val="22"/>
-          <w:u w:val="single"/>
-          <w:lang w:val="en-US"/>
-        </w:rPr>
-        <w:t>:</w:t>
-      </w:r>
-      <w:r>
-        <w:rPr>
-          <w:rFonts w:ascii="Calibri" w:hAnsi="Calibri" w:cs="Arial"/>
-          <w:sz w:val="22"/>
-          <w:szCs w:val="22"/>
-          <w:lang w:val="en-US"/>
-        </w:rPr>
-        <w:t xml:space="preserve"> </w:t>
-      </w:r>
-    </w:p>
-    <w:p>
-      <w:pPr>
-        <w:tabs>
-          <w:tab w:val="left" w:pos="-180"/>
-        </w:tabs>
-        <w:spacing w:line="288" w:lineRule="auto"/>
-        <w:ind w:left="-180" w:right="-540"/>
-        <w:jc w:val="both"/>
-        <w:rPr>
-          <w:rFonts w:ascii="Calibri" w:hAnsi="Calibri" w:cs="Arial"/>
-          <w:sz w:val="22"/>
-          <w:szCs w:val="22"/>
-        </w:rPr>
-      </w:pPr>
-      <w:r>
-        <w:rPr>
-          <w:rFonts w:ascii="Calibri" w:hAnsi="Calibri" w:cs="Arial"/>
-          <w:sz w:val="22"/>
-          <w:szCs w:val="22"/>
-        </w:rPr>
-        <w:t>1. Ενδιαφερόμενη</w:t>
-      </w:r>
-      <w:r>
-        <w:rPr>
-          <w:rFonts w:ascii="Calibri" w:hAnsi="Calibri" w:cs="Arial"/>
-          <w:sz w:val="22"/>
-          <w:szCs w:val="22"/>
-        </w:rPr>
-        <w:t xml:space="preserve"> εκπαιδευτικός</w:t>
-      </w:r>
-    </w:p>
-    <w:p>
-      <w:pPr>
-        <w:tabs>
-          <w:tab w:val="left" w:pos="-180"/>
-        </w:tabs>
-        <w:ind w:left="-181" w:right="-539"/>
-        <w:jc w:val="both"/>
-        <w:rPr>
-          <w:rFonts w:ascii="Calibri" w:hAnsi="Calibri" w:cs="Arial"/>
-          <w:sz w:val="22"/>
-          <w:szCs w:val="22"/>
-        </w:rPr>
-      </w:pPr>
-      <w:r>
-        <w:rPr>
-          <w:rFonts w:ascii="Calibri" w:hAnsi="Calibri" w:cs="Arial"/>
-          <w:sz w:val="22"/>
-          <w:szCs w:val="22"/>
-        </w:rPr>
-        <w:t>2</w:t>
-      </w:r>
-      <w:r>
-        <w:rPr>
-          <w:rFonts w:ascii="Calibri" w:hAnsi="Calibri" w:cs="Arial"/>
-          <w:sz w:val="22"/>
-          <w:szCs w:val="22"/>
-        </w:rPr>
-        <w:t>. Προσωπικό Μητρώο Εκπαιδευτικού</w:t>
-      </w:r>
-    </w:p>
-    <w:p>
-      <w:pPr>
-        <w:tabs>
-          <w:tab w:val="left" w:pos="-180"/>
-        </w:tabs>
-        <w:spacing w:line="480" w:lineRule="auto"/>
-        <w:ind w:left="-180" w:right="-540"/>
-        <w:jc w:val="both"/>
-        <w:rPr>
-          <w:rFonts w:ascii="Calibri" w:hAnsi="Calibri" w:cs="Arial"/>
-          <w:sz w:val="22"/>
-          <w:szCs w:val="22"/>
-        </w:rPr>
-      </w:pPr>
-      <w:r>
-        <w:rPr>
-          <w:rFonts w:ascii="Calibri" w:hAnsi="Calibri" w:cs="Arial"/>
-          <w:sz w:val="22"/>
-          <w:szCs w:val="22"/>
-        </w:rPr>
-        <w:t>3. Σχολικές Μονάδες</w:t>
-      </w:r>
-    </w:p>
-    <w:p>
-      <w:pPr>
-        <w:tabs>
-          <w:tab w:val="left" w:pos="-180"/>
-        </w:tabs>
-        <w:spacing w:line="288" w:lineRule="auto"/>
-        <w:ind w:left="-180" w:right="-540"/>
-        <w:jc w:val="both"/>
-        <w:rPr>
-          <w:rFonts w:ascii="Calibri" w:hAnsi="Calibri" w:cs="Arial"/>
-          <w:sz w:val="22"/>
-          <w:szCs w:val="22"/>
-        </w:rPr>
-      </w:pPr>
-      <w:r>
-        <w:rPr>
-          <w:rFonts w:ascii="Calibri" w:hAnsi="Calibri" w:cs="Arial"/>
-          <w:b/>
-          <w:sz w:val="22"/>
-          <w:szCs w:val="22"/>
-          <w:u w:val="single"/>
-        </w:rPr>
-        <w:t>ΕΣΩΤ. ΔΙΑΝΟΜΗ:</w:t>
-      </w:r>
-      <w:r>
-        <w:rPr>
-          <w:rFonts w:ascii="Calibri" w:hAnsi="Calibri" w:cs="Arial"/>
-          <w:sz w:val="22"/>
-          <w:szCs w:val="22"/>
-        </w:rPr>
-        <w:t xml:space="preserve">  </w:t>
-      </w:r>
-    </w:p>
-    <w:p>
-      <w:pPr>
-        <w:tabs>
-          <w:tab w:val="left" w:pos="-180"/>
-        </w:tabs>
-        <w:ind w:left="-180" w:right="-540"/>
-        <w:rPr>
-          <w:sz w:val="22"/>
-          <w:szCs w:val="22"/>
-        </w:rPr>
-      </w:pPr>
-      <w:r>
-        <w:rPr>
-          <w:rFonts w:ascii="Calibri" w:hAnsi="Calibri" w:cs="Arial"/>
-          <w:sz w:val="22"/>
-          <w:szCs w:val="22"/>
-        </w:rPr>
-        <w:t xml:space="preserve">1. Τμήμα </w:t>
-      </w:r>
-      <w:r>
-        <w:rPr>
-          <w:rFonts w:ascii="Calibri" w:hAnsi="Calibri" w:cs="Arial"/>
-          <w:sz w:val="22"/>
-          <w:szCs w:val="22"/>
-        </w:rPr>
-        <w:t>Γ’ Προσωπικού</w:t>
-      </w:r>
+        </w:rPr>
+      </w:pPr>
     </w:p>
     <w:sectPr>
       <w:pgSz w:w="11906" w:h="16838"/>
-      <w:pgMar w:top="1618" w:right="1466" w:bottom="1440" w:left="1620" w:header="708" w:footer="708" w:gutter="0"/>
+      <w:pgMar w:top="1134" w:right="849" w:bottom="1440" w:left="1134" w:header="708" w:footer="708" w:gutter="0"/>
       <w:cols w:space="708"/>
       <w:docGrid w:linePitch="360"/>
     </w:sectPr>
@@ -3037,6 +3302,205 @@
 <file path=word/numbering.xml><?xml version="1.0" encoding="utf-8"?>
 <w:numbering xmlns:wpc="http://schemas.microsoft.com/office/word/2010/wordprocessingCanvas" xmlns:cx="http://schemas.microsoft.com/office/drawing/2014/chartex" xmlns:cx1="http://schemas.microsoft.com/office/drawing/2015/9/8/chartex" xmlns:cx2="http://schemas.microsoft.com/office/drawing/2015/10/21/chartex" xmlns:cx3="http://schemas.microsoft.com/office/drawing/2016/5/9/chartex" xmlns:cx4="http://schemas.microsoft.com/office/drawing/2016/5/10/chartex" xmlns:cx5="http://schemas.microsoft.com/office/drawing/2016/5/11/chartex" xmlns:cx6="http://schemas.microsoft.com/office/drawing/2016/5/12/chartex" xmlns:cx7="http://schemas.microsoft.com/office/drawing/2016/5/13/chartex" xmlns:cx8="http://schemas.microsoft.com/office/drawing/2016/5/14/chartex" xmlns:mc="http://schemas.openxmlformats.org/markup-compatibility/2006" xmlns:aink="http://schemas.microsoft.com/office/drawing/2016/ink" xmlns:am3d="http://schemas.microsoft.com/office/drawing/2017/model3d" xmlns:o="urn:schemas-microsoft-com:office:office" xmlns:oel="http://schemas.microsoft.com/office/2019/extlst" xmlns:r="http://schemas.openxmlformats.org/officeDocument/2006/relationships" xmlns:m="http://schemas.openxmlformats.org/officeDocument/2006/math" xmlns:v="urn:schemas-microsoft-com:vml" xmlns:wp14="http://schemas.microsoft.com/office/word/2010/wordprocessingDrawing" xmlns:wp="http://schemas.openxmlformats.org/drawingml/2006/wordprocessingDrawing" xmlns:w10="urn:schemas-microsoft-com:office:word" xmlns:w="http://schemas.openxmlformats.org/wordprocessingml/2006/main" xmlns:w14="http://schemas.microsoft.com/office/word/2010/wordml" xmlns:w15="http://schemas.microsoft.com/office/word/2012/wordml" xmlns:w16cex="http://schemas.microsoft.com/office/word/2018/wordml/cex" xmlns:w16cid="http://schemas.microsoft.com/office/word/2016/wordml/cid" xmlns:w16="http://schemas.microsoft.com/office/word/2018/wordml" xmlns:w16sdtdh="http://schemas.microsoft.com/office/word/2020/wordml/sdtdatahash" xmlns:w16se="http://schemas.microsoft.com/office/word/2015/wordml/symex" xmlns:wpg="http://schemas.microsoft.com/office/word/2010/wordprocessingGroup" xmlns:wpi="http://schemas.microsoft.com/office/word/2010/wordprocessingInk" xmlns:wne="http://schemas.microsoft.com/office/word/2006/wordml" xmlns:wps="http://schemas.microsoft.com/office/word/2010/wordprocessingShape" mc:Ignorable="w14 w15 w16se w16cid w16 w16cex w16sdtdh wp14">
   <w:abstractNum w:abstractNumId="0" w15:restartNumberingAfterBreak="0">
+    <w:nsid w:val="24AB6E18"/>
+    <w:multiLevelType w:val="hybridMultilevel"/>
+    <w:tmpl w:val="9C120F4A"/>
+    <w:lvl w:ilvl="0" w:tplc="0408000F">
+      <w:start w:val="1"/>
+      <w:numFmt w:val="decimal"/>
+      <w:lvlText w:val="%1."/>
+      <w:lvlJc w:val="left"/>
+      <w:pPr>
+        <w:tabs>
+          <w:tab w:val="num" w:pos="900"/>
+        </w:tabs>
+        <w:ind w:left="900" w:hanging="360"/>
+      </w:pPr>
+    </w:lvl>
+    <w:lvl w:ilvl="1" w:tplc="04080019" w:tentative="1">
+      <w:start w:val="1"/>
+      <w:numFmt w:val="lowerLetter"/>
+      <w:lvlText w:val="%2."/>
+      <w:lvlJc w:val="left"/>
+      <w:pPr>
+        <w:tabs>
+          <w:tab w:val="num" w:pos="1620"/>
+        </w:tabs>
+        <w:ind w:left="1620" w:hanging="360"/>
+      </w:pPr>
+    </w:lvl>
+    <w:lvl w:ilvl="2" w:tplc="0408001B" w:tentative="1">
+      <w:start w:val="1"/>
+      <w:numFmt w:val="lowerRoman"/>
+      <w:lvlText w:val="%3."/>
+      <w:lvlJc w:val="right"/>
+      <w:pPr>
+        <w:tabs>
+          <w:tab w:val="num" w:pos="2340"/>
+        </w:tabs>
+        <w:ind w:left="2340" w:hanging="180"/>
+      </w:pPr>
+    </w:lvl>
+    <w:lvl w:ilvl="3" w:tplc="0408000F" w:tentative="1">
+      <w:start w:val="1"/>
+      <w:numFmt w:val="decimal"/>
+      <w:lvlText w:val="%4."/>
+      <w:lvlJc w:val="left"/>
+      <w:pPr>
+        <w:tabs>
+          <w:tab w:val="num" w:pos="3060"/>
+        </w:tabs>
+        <w:ind w:left="3060" w:hanging="360"/>
+      </w:pPr>
+    </w:lvl>
+    <w:lvl w:ilvl="4" w:tplc="04080019" w:tentative="1">
+      <w:start w:val="1"/>
+      <w:numFmt w:val="lowerLetter"/>
+      <w:lvlText w:val="%5."/>
+      <w:lvlJc w:val="left"/>
+      <w:pPr>
+        <w:tabs>
+          <w:tab w:val="num" w:pos="3780"/>
+        </w:tabs>
+        <w:ind w:left="3780" w:hanging="360"/>
+      </w:pPr>
+    </w:lvl>
+    <w:lvl w:ilvl="5" w:tplc="0408001B" w:tentative="1">
+      <w:start w:val="1"/>
+      <w:numFmt w:val="lowerRoman"/>
+      <w:lvlText w:val="%6."/>
+      <w:lvlJc w:val="right"/>
+      <w:pPr>
+        <w:tabs>
+          <w:tab w:val="num" w:pos="4500"/>
+        </w:tabs>
+        <w:ind w:left="4500" w:hanging="180"/>
+      </w:pPr>
+    </w:lvl>
+    <w:lvl w:ilvl="6" w:tplc="0408000F" w:tentative="1">
+      <w:start w:val="1"/>
+      <w:numFmt w:val="decimal"/>
+      <w:lvlText w:val="%7."/>
+      <w:lvlJc w:val="left"/>
+      <w:pPr>
+        <w:tabs>
+          <w:tab w:val="num" w:pos="5220"/>
+        </w:tabs>
+        <w:ind w:left="5220" w:hanging="360"/>
+      </w:pPr>
+    </w:lvl>
+    <w:lvl w:ilvl="7" w:tplc="04080019" w:tentative="1">
+      <w:start w:val="1"/>
+      <w:numFmt w:val="lowerLetter"/>
+      <w:lvlText w:val="%8."/>
+      <w:lvlJc w:val="left"/>
+      <w:pPr>
+        <w:tabs>
+          <w:tab w:val="num" w:pos="5940"/>
+        </w:tabs>
+        <w:ind w:left="5940" w:hanging="360"/>
+      </w:pPr>
+    </w:lvl>
+    <w:lvl w:ilvl="8" w:tplc="0408001B" w:tentative="1">
+      <w:start w:val="1"/>
+      <w:numFmt w:val="lowerRoman"/>
+      <w:lvlText w:val="%9."/>
+      <w:lvlJc w:val="right"/>
+      <w:pPr>
+        <w:tabs>
+          <w:tab w:val="num" w:pos="6660"/>
+        </w:tabs>
+        <w:ind w:left="6660" w:hanging="180"/>
+      </w:pPr>
+    </w:lvl>
+  </w:abstractNum>
+  <w:abstractNum w:abstractNumId="1" w15:restartNumberingAfterBreak="0">
+    <w:nsid w:val="31084E64"/>
+    <w:multiLevelType w:val="hybridMultilevel"/>
+    <w:tmpl w:val="64E64A92"/>
+    <w:lvl w:ilvl="0" w:tplc="0408000F">
+      <w:start w:val="1"/>
+      <w:numFmt w:val="decimal"/>
+      <w:lvlText w:val="%1."/>
+      <w:lvlJc w:val="left"/>
+      <w:pPr>
+        <w:ind w:left="720" w:hanging="360"/>
+      </w:pPr>
+    </w:lvl>
+    <w:lvl w:ilvl="1" w:tplc="04080019" w:tentative="1">
+      <w:start w:val="1"/>
+      <w:numFmt w:val="lowerLetter"/>
+      <w:lvlText w:val="%2."/>
+      <w:lvlJc w:val="left"/>
+      <w:pPr>
+        <w:ind w:left="1440" w:hanging="360"/>
+      </w:pPr>
+    </w:lvl>
+    <w:lvl w:ilvl="2" w:tplc="0408001B" w:tentative="1">
+      <w:start w:val="1"/>
+      <w:numFmt w:val="lowerRoman"/>
+      <w:lvlText w:val="%3."/>
+      <w:lvlJc w:val="right"/>
+      <w:pPr>
+        <w:ind w:left="2160" w:hanging="180"/>
+      </w:pPr>
+    </w:lvl>
+    <w:lvl w:ilvl="3" w:tplc="0408000F" w:tentative="1">
+      <w:start w:val="1"/>
+      <w:numFmt w:val="decimal"/>
+      <w:lvlText w:val="%4."/>
+      <w:lvlJc w:val="left"/>
+      <w:pPr>
+        <w:ind w:left="2880" w:hanging="360"/>
+      </w:pPr>
+    </w:lvl>
+    <w:lvl w:ilvl="4" w:tplc="04080019" w:tentative="1">
+      <w:start w:val="1"/>
+      <w:numFmt w:val="lowerLetter"/>
+      <w:lvlText w:val="%5."/>
+      <w:lvlJc w:val="left"/>
+      <w:pPr>
+        <w:ind w:left="3600" w:hanging="360"/>
+      </w:pPr>
+    </w:lvl>
+    <w:lvl w:ilvl="5" w:tplc="0408001B" w:tentative="1">
+      <w:start w:val="1"/>
+      <w:numFmt w:val="lowerRoman"/>
+      <w:lvlText w:val="%6."/>
+      <w:lvlJc w:val="right"/>
+      <w:pPr>
+        <w:ind w:left="4320" w:hanging="180"/>
+      </w:pPr>
+    </w:lvl>
+    <w:lvl w:ilvl="6" w:tplc="0408000F" w:tentative="1">
+      <w:start w:val="1"/>
+      <w:numFmt w:val="decimal"/>
+      <w:lvlText w:val="%7."/>
+      <w:lvlJc w:val="left"/>
+      <w:pPr>
+        <w:ind w:left="5040" w:hanging="360"/>
+      </w:pPr>
+    </w:lvl>
+    <w:lvl w:ilvl="7" w:tplc="04080019" w:tentative="1">
+      <w:start w:val="1"/>
+      <w:numFmt w:val="lowerLetter"/>
+      <w:lvlText w:val="%8."/>
+      <w:lvlJc w:val="left"/>
+      <w:pPr>
+        <w:ind w:left="5760" w:hanging="360"/>
+      </w:pPr>
+    </w:lvl>
+    <w:lvl w:ilvl="8" w:tplc="0408001B" w:tentative="1">
+      <w:start w:val="1"/>
+      <w:numFmt w:val="lowerRoman"/>
+      <w:lvlText w:val="%9."/>
+      <w:lvlJc w:val="right"/>
+      <w:pPr>
+        <w:ind w:left="6480" w:hanging="180"/>
+      </w:pPr>
+    </w:lvl>
+  </w:abstractNum>
+  <w:abstractNum w:abstractNumId="2" w15:restartNumberingAfterBreak="0">
     <w:nsid w:val="3EC30FBF"/>
     <w:multiLevelType w:val="hybridMultilevel"/>
     <w:tmpl w:val="9C120F4A"/>
@@ -3149,7 +3613,7 @@
       </w:pPr>
     </w:lvl>
   </w:abstractNum>
-  <w:abstractNum w:abstractNumId="1" w15:restartNumberingAfterBreak="0">
+  <w:abstractNum w:abstractNumId="3" w15:restartNumberingAfterBreak="0">
     <w:nsid w:val="52A83581"/>
     <w:multiLevelType w:val="hybridMultilevel"/>
     <w:tmpl w:val="5436F150"/>
@@ -3239,7 +3703,7 @@
       </w:pPr>
     </w:lvl>
   </w:abstractNum>
-  <w:abstractNum w:abstractNumId="2" w15:restartNumberingAfterBreak="0">
+  <w:abstractNum w:abstractNumId="4" w15:restartNumberingAfterBreak="0">
     <w:nsid w:val="58840F24"/>
     <w:multiLevelType w:val="hybridMultilevel"/>
     <w:tmpl w:val="0A688FA6"/>
@@ -3356,7 +3820,7 @@
       </w:pPr>
     </w:lvl>
   </w:abstractNum>
-  <w:abstractNum w:abstractNumId="3" w15:restartNumberingAfterBreak="0">
+  <w:abstractNum w:abstractNumId="5" w15:restartNumberingAfterBreak="0">
     <w:nsid w:val="616F3976"/>
     <w:multiLevelType w:val="singleLevel"/>
     <w:tmpl w:val="AF1EAD68"/>
@@ -3378,16 +3842,22 @@
       </w:rPr>
     </w:lvl>
   </w:abstractNum>
-  <w:num w:numId="1" w16cid:durableId="1647315968">
+  <w:num w:numId="1" w16cid:durableId="1772971062">
+    <w:abstractNumId w:val="5"/>
+  </w:num>
+  <w:num w:numId="2" w16cid:durableId="1328751637">
     <w:abstractNumId w:val="3"/>
   </w:num>
-  <w:num w:numId="2" w16cid:durableId="584266021">
+  <w:num w:numId="3" w16cid:durableId="94058290">
+    <w:abstractNumId w:val="4"/>
+  </w:num>
+  <w:num w:numId="4" w16cid:durableId="683435774">
+    <w:abstractNumId w:val="2"/>
+  </w:num>
+  <w:num w:numId="5" w16cid:durableId="2094932045">
     <w:abstractNumId w:val="1"/>
   </w:num>
-  <w:num w:numId="3" w16cid:durableId="1452672045">
-    <w:abstractNumId w:val="2"/>
-  </w:num>
-  <w:num w:numId="4" w16cid:durableId="620918884">
+  <w:num w:numId="6" w16cid:durableId="1179126323">
     <w:abstractNumId w:val="0"/>
   </w:num>
 </w:numbering>
@@ -3486,7 +3956,7 @@
     <w:lsdException w:name="Hyperlink" w:semiHidden="1" w:unhideWhenUsed="1"/>
     <w:lsdException w:name="FollowedHyperlink" w:semiHidden="1" w:unhideWhenUsed="1"/>
     <w:lsdException w:name="Strong" w:qFormat="1"/>
-    <w:lsdException w:name="Emphasis" w:qFormat="1"/>
+    <w:lsdException w:name="Emphasis" w:uiPriority="20" w:qFormat="1"/>
     <w:lsdException w:name="Document Map" w:semiHidden="1" w:unhideWhenUsed="1"/>
     <w:lsdException w:name="Plain Text" w:semiHidden="1" w:unhideWhenUsed="1"/>
     <w:lsdException w:name="E-mail Signature" w:semiHidden="1" w:unhideWhenUsed="1"/>
@@ -3905,11 +4375,33 @@
       <w:szCs w:val="16"/>
     </w:rPr>
   </w:style>
+  <w:style w:type="paragraph" w:styleId="a6">
+    <w:name w:val="List Paragraph"/>
+    <w:basedOn w:val="a"/>
+    <w:uiPriority w:val="34"/>
+    <w:qFormat/>
+    <w:rsid w:val="00A33B28"/>
+    <w:pPr>
+      <w:ind w:left="720"/>
+      <w:contextualSpacing/>
+    </w:pPr>
+  </w:style>
+  <w:style w:type="character" w:styleId="a7">
+    <w:name w:val="Emphasis"/>
+    <w:basedOn w:val="a0"/>
+    <w:uiPriority w:val="20"/>
+    <w:qFormat/>
+    <w:rsid w:val="00124565"/>
+    <w:rPr>
+      <w:i/>
+      <w:iCs/>
+    </w:rPr>
+  </w:style>
 </w:styles>
 </file>
 
 <file path=word/theme/theme1.xml><?xml version="1.0" encoding="utf-8"?>
-<a:theme xmlns:a="http://schemas.openxmlformats.org/drawingml/2006/main" name="Office Theme">
+<a:theme xmlns:a="http://schemas.openxmlformats.org/drawingml/2006/main" name="Θέμα του Office">
   <a:themeElements>
     <a:clrScheme name="Office">
       <a:dk1>
@@ -3983,7 +4475,6 @@
         <a:font script="Mong" typeface="Mongolian Baiti"/>
         <a:font script="Viet" typeface="Times New Roman"/>
         <a:font script="Uigh" typeface="Microsoft Uighur"/>
-        <a:font script="Geor" typeface="Sylfaen"/>
       </a:majorFont>
       <a:minorFont>
         <a:latin typeface="Calibri"/>
@@ -4018,7 +4509,6 @@
         <a:font script="Mong" typeface="Mongolian Baiti"/>
         <a:font script="Viet" typeface="Arial"/>
         <a:font script="Uigh" typeface="Microsoft Uighur"/>
-        <a:font script="Geor" typeface="Sylfaen"/>
       </a:minorFont>
     </a:fontScheme>
     <a:fmtScheme name="Office">

--- a/word/tmpl/tmpl_metak_krat.docx
+++ b/word/tmpl/tmpl_metak_krat.docx
@@ -2592,12 +2592,6 @@
         <w:rPr>
           <w:rFonts w:ascii="Calibri" w:hAnsi="Calibri" w:cs="Arial"/>
         </w:rPr>
-        <w:t>:</w:t>
-      </w:r>
-      <w:r>
-        <w:rPr>
-          <w:rFonts w:ascii="Calibri" w:hAnsi="Calibri" w:cs="Arial"/>
-        </w:rPr>
         <w:t xml:space="preserve"> ${</w:t>
       </w:r>
       <w:proofErr w:type="spellStart"/>
@@ -2619,27 +2613,25 @@
         <w:rPr>
           <w:rFonts w:ascii="Calibri" w:hAnsi="Calibri" w:cs="Arial"/>
         </w:rPr>
-        <w:t xml:space="preserve">ως </w:t>
-      </w:r>
-      <w:proofErr w:type="spellStart"/>
-      <w:r>
-        <w:rPr>
-          <w:rFonts w:ascii="Calibri" w:hAnsi="Calibri" w:cs="Arial"/>
-        </w:rPr>
-        <w:t>εξής:σ</w:t>
-      </w:r>
-      <w:r>
-        <w:rPr>
-          <w:rFonts w:ascii="Calibri" w:hAnsi="Calibri" w:cs="Arial"/>
-        </w:rPr>
-        <w:t>το</w:t>
-      </w:r>
-      <w:proofErr w:type="spellEnd"/>
-      <w:r>
-        <w:rPr>
-          <w:rFonts w:ascii="Calibri" w:hAnsi="Calibri" w:cs="Arial"/>
-        </w:rPr>
-        <w:t>/στα</w:t>
+        <w:t>ως εξής:</w:t>
+      </w:r>
+      <w:r>
+        <w:rPr>
+          <w:rFonts w:ascii="Calibri" w:hAnsi="Calibri" w:cs="Arial"/>
+        </w:rPr>
+        <w:t xml:space="preserve"> </w:t>
+      </w:r>
+      <w:r>
+        <w:rPr>
+          <w:rFonts w:ascii="Calibri" w:hAnsi="Calibri" w:cs="Arial"/>
+        </w:rPr>
+        <w:t>σ</w:t>
+      </w:r>
+      <w:r>
+        <w:rPr>
+          <w:rFonts w:ascii="Calibri" w:hAnsi="Calibri" w:cs="Arial"/>
+        </w:rPr>
+        <w:t>το/στα</w:t>
       </w:r>
       <w:r>
         <w:rPr>
@@ -2869,6 +2861,7 @@
                       <w:rFonts w:ascii="Calibri" w:hAnsi="Calibri" w:cs="Arial"/>
                       <w:sz w:val="22"/>
                       <w:szCs w:val="22"/>
+                      <w:lang w:val="en-US"/>
                     </w:rPr>
                   </w:pPr>
                   <w:r>
@@ -2893,7 +2886,7 @@
                       <w:sz w:val="22"/>
                       <w:szCs w:val="22"/>
                     </w:rPr>
-                    <w:t xml:space="preserve"> εκπαιδευτικός</w:t>
+                    <w:t xml:space="preserve"> εκπαιδευτικό</w:t>
                   </w:r>
                 </w:p>
                 <w:p>
